--- a/PROJETO ABELHAS SEM FERRAO/Melipona-Plano-de-Negocios.docx
+++ b/PROJETO ABELHAS SEM FERRAO/Melipona-Plano-de-Negocios.docx
@@ -81,7 +81,29 @@
           <w:sz w:val="26"/>
           <w:szCs w:val="26"/>
         </w:rPr>
-        <w:t>Comunidade digital de meliponicultores de Joinville e Santa Catarina</w:t>
+        <w:t xml:space="preserve">Comunidade digital de </w:t>
+      </w:r>
+      <w:proofErr w:type="spellStart"/>
+      <w:r>
+        <w:rPr>
+          <w:i/>
+          <w:iCs/>
+          <w:color w:val="5C5248"/>
+          <w:sz w:val="26"/>
+          <w:szCs w:val="26"/>
+        </w:rPr>
+        <w:t>meliponicultores</w:t>
+      </w:r>
+      <w:proofErr w:type="spellEnd"/>
+      <w:r>
+        <w:rPr>
+          <w:i/>
+          <w:iCs/>
+          <w:color w:val="5C5248"/>
+          <w:sz w:val="26"/>
+          <w:szCs w:val="26"/>
+        </w:rPr>
+        <w:t xml:space="preserve"> de Joinville e Santa Catarina</w:t>
       </w:r>
     </w:p>
     <w:p>
@@ -126,22 +148,68 @@
           <w:sz w:val="20"/>
           <w:szCs w:val="20"/>
         </w:rPr>
-        <w:t>Análise e Desenvolvimento de Sistemas — UniSENAI Joinville</w:t>
-      </w:r>
-    </w:p>
-    <w:p>
-      <w:pPr>
-        <w:spacing w:after="60"/>
-        <w:jc w:val="center"/>
-      </w:pPr>
+        <w:t xml:space="preserve">Análise e Desenvolvimento de Sistemas — </w:t>
+      </w:r>
+      <w:proofErr w:type="spellStart"/>
       <w:r>
         <w:rPr>
           <w:color w:val="5C5248"/>
           <w:sz w:val="20"/>
           <w:szCs w:val="20"/>
         </w:rPr>
-        <w:t>Professores: Emerson Amancio e Tiago Ricaldi</w:t>
-      </w:r>
+        <w:t>UniSENAI</w:t>
+      </w:r>
+      <w:proofErr w:type="spellEnd"/>
+      <w:r>
+        <w:rPr>
+          <w:color w:val="5C5248"/>
+          <w:sz w:val="20"/>
+          <w:szCs w:val="20"/>
+        </w:rPr>
+        <w:t xml:space="preserve"> Joinville</w:t>
+      </w:r>
+    </w:p>
+    <w:p>
+      <w:pPr>
+        <w:spacing w:after="60"/>
+        <w:jc w:val="center"/>
+      </w:pPr>
+      <w:r>
+        <w:rPr>
+          <w:color w:val="5C5248"/>
+          <w:sz w:val="20"/>
+          <w:szCs w:val="20"/>
+        </w:rPr>
+        <w:t xml:space="preserve">Professores: Emerson </w:t>
+      </w:r>
+      <w:proofErr w:type="spellStart"/>
+      <w:r>
+        <w:rPr>
+          <w:color w:val="5C5248"/>
+          <w:sz w:val="20"/>
+          <w:szCs w:val="20"/>
+        </w:rPr>
+        <w:t>Amancio</w:t>
+      </w:r>
+      <w:proofErr w:type="spellEnd"/>
+      <w:r>
+        <w:rPr>
+          <w:color w:val="5C5248"/>
+          <w:sz w:val="20"/>
+          <w:szCs w:val="20"/>
+        </w:rPr>
+        <w:t xml:space="preserve"> e Tiago </w:t>
+      </w:r>
+      <w:proofErr w:type="spellStart"/>
+      <w:r>
+        <w:rPr>
+          <w:color w:val="5C5248"/>
+          <w:sz w:val="20"/>
+          <w:szCs w:val="20"/>
+        </w:rPr>
+        <w:t>Ricaldi</w:t>
+      </w:r>
+      <w:proofErr w:type="spellEnd"/>
     </w:p>
     <w:p>
       <w:pPr>
@@ -195,8 +263,13 @@
       </w:pPr>
       <w:r>
         <w:lastRenderedPageBreak/>
-        <w:t>1. Nome, missão e visão da startup</w:t>
-      </w:r>
+        <w:t xml:space="preserve">1. Nome, missão e visão </w:t>
+      </w:r>
+      <w:proofErr w:type="gramStart"/>
+      <w:r>
+        <w:t>da startup</w:t>
+      </w:r>
+      <w:proofErr w:type="gramEnd"/>
     </w:p>
     <w:p>
       <w:pPr>
@@ -210,11 +283,29 @@
       <w:pPr>
         <w:spacing w:after="160" w:line="300" w:lineRule="auto"/>
       </w:pPr>
-      <w:r>
-        <w:t>Meliponá — nome derivado de "Melipona", gênero de abelhas sem ferrão nativas do Brasil. A sonoridade r</w:t>
-      </w:r>
-      <w:r>
-        <w:t>emete diretamente ao universo da meliponicultura e funciona como marca curta, fácil de pronunciar e de lembrar, adequada tanto para um aplicativo quanto para um movimento de comunidade.</w:t>
+      <w:proofErr w:type="spellStart"/>
+      <w:r>
+        <w:t>Meliponá</w:t>
+      </w:r>
+      <w:proofErr w:type="spellEnd"/>
+      <w:r>
+        <w:t xml:space="preserve"> — nome derivado de "</w:t>
+      </w:r>
+      <w:proofErr w:type="spellStart"/>
+      <w:r>
+        <w:t>Melipona</w:t>
+      </w:r>
+      <w:proofErr w:type="spellEnd"/>
+      <w:r>
+        <w:t xml:space="preserve">", gênero de abelhas sem ferrão nativas do Brasil. A sonoridade remete diretamente ao universo da </w:t>
+      </w:r>
+      <w:proofErr w:type="spellStart"/>
+      <w:r>
+        <w:t>meliponicultura</w:t>
+      </w:r>
+      <w:proofErr w:type="spellEnd"/>
+      <w:r>
+        <w:t xml:space="preserve"> e funciona como marca curta, fácil de pronunciar e de lembrar, adequada tanto para um aplicativo quanto para um movimento de comunidade.</w:t>
       </w:r>
     </w:p>
     <w:p>
@@ -239,15 +330,25 @@
           <w:iCs/>
           <w:color w:val="5C5248"/>
         </w:rPr>
-        <w:t>Conectar, capacitar e fortalecer a comunidade de meliponicultor</w:t>
-      </w:r>
+        <w:t xml:space="preserve">Conectar, capacitar e fortalecer a comunidade de </w:t>
+      </w:r>
+      <w:proofErr w:type="spellStart"/>
       <w:r>
         <w:rPr>
           <w:i/>
           <w:iCs/>
           <w:color w:val="5C5248"/>
         </w:rPr>
-        <w:t>es profissionais e amadores de Joinville e Santa Catarina, unindo tecnologia, regulamentação acessível e troca de conhecimento.</w:t>
+        <w:t>meliponicultores</w:t>
+      </w:r>
+      <w:proofErr w:type="spellEnd"/>
+      <w:r>
+        <w:rPr>
+          <w:i/>
+          <w:iCs/>
+          <w:color w:val="5C5248"/>
+        </w:rPr>
+        <w:t xml:space="preserve"> profissionais e amadores de Joinville e Santa Catarina, unindo tecnologia, regulamentação acessível e troca de conhecimento.</w:t>
       </w:r>
     </w:p>
     <w:p>
@@ -272,15 +373,25 @@
           <w:iCs/>
           <w:color w:val="5C5248"/>
         </w:rPr>
-        <w:t>Ser, até 2029, a principal referência digital de meliponicultura no Sul do Brasil, reconhecida tanto pelos criadores quant</w:t>
-      </w:r>
+        <w:t xml:space="preserve">Ser, até 2029, a principal referência digital de </w:t>
+      </w:r>
+      <w:proofErr w:type="spellStart"/>
       <w:r>
         <w:rPr>
           <w:i/>
           <w:iCs/>
           <w:color w:val="5C5248"/>
         </w:rPr>
-        <w:t>o por órgãos ambientais e instituições de pesquisa como ponte entre legislação, ciência e prática de campo.</w:t>
+        <w:t>meliponicultura</w:t>
+      </w:r>
+      <w:proofErr w:type="spellEnd"/>
+      <w:r>
+        <w:rPr>
+          <w:i/>
+          <w:iCs/>
+          <w:color w:val="5C5248"/>
+        </w:rPr>
+        <w:t xml:space="preserve"> no Sul do Brasil, reconhecida tanto pelos criadores quanto por órgãos ambientais e instituições de pesquisa como ponte entre legislação, ciência e prática de campo.</w:t>
       </w:r>
     </w:p>
     <w:p>
@@ -327,8 +438,13 @@
         <w:spacing w:after="90" w:line="290" w:lineRule="auto"/>
       </w:pPr>
       <w:r>
-        <w:t>Conhecimento colaborativo entre gerações de meliponicultores</w:t>
-      </w:r>
+        <w:t xml:space="preserve">Conhecimento colaborativo entre gerações de </w:t>
+      </w:r>
+      <w:proofErr w:type="spellStart"/>
+      <w:r>
+        <w:t>meliponicultores</w:t>
+      </w:r>
+      <w:proofErr w:type="spellEnd"/>
     </w:p>
     <w:p>
       <w:pPr>
@@ -356,10 +472,39 @@
         <w:spacing w:after="160" w:line="300" w:lineRule="auto"/>
       </w:pPr>
       <w:r>
-        <w:t>O logotipo representa um favo hexagonal irregular — referência real à arquitetura das colmeias de abelhas sem ferrão, diferente dos hexágonos perfeitos da abelha europeia (Apis mellifera). A paleta combina tons de propólis (marrom escuro), âmbar e mel (dou</w:t>
-      </w:r>
-      <w:r>
-        <w:t>rado/laranja), remetendo diretamente aos produtos da meliponicultura.</w:t>
+        <w:t>O logotipo representa um favo hexagonal irregular — referência real à arquitetura das colmeias de abelhas sem ferrão, diferente dos hexágonos perfeitos da abelha europeia (</w:t>
+      </w:r>
+      <w:proofErr w:type="spellStart"/>
+      <w:r>
+        <w:t>Apis</w:t>
+      </w:r>
+      <w:proofErr w:type="spellEnd"/>
+      <w:r>
+        <w:t xml:space="preserve"> </w:t>
+      </w:r>
+      <w:proofErr w:type="spellStart"/>
+      <w:r>
+        <w:t>mellifera</w:t>
+      </w:r>
+      <w:proofErr w:type="spellEnd"/>
+      <w:r>
+        <w:t xml:space="preserve">). A paleta combina tons de </w:t>
+      </w:r>
+      <w:proofErr w:type="spellStart"/>
+      <w:r>
+        <w:t>propólis</w:t>
+      </w:r>
+      <w:proofErr w:type="spellEnd"/>
+      <w:r>
+        <w:t xml:space="preserve"> (marrom escuro), âmbar e mel (dourado/laranja), remetendo diretamente aos produtos da </w:t>
+      </w:r>
+      <w:proofErr w:type="spellStart"/>
+      <w:r>
+        <w:t>meliponicultura</w:t>
+      </w:r>
+      <w:proofErr w:type="spellEnd"/>
+      <w:r>
+        <w:t>.</w:t>
       </w:r>
     </w:p>
     <w:p>
@@ -415,8 +560,6 @@
       <w:pPr>
         <w:spacing w:before="60" w:after="240"/>
         <w:jc w:val="center"/>
-      </w:pPr>
-      <w:r>
         <w:rPr>
           <w:i/>
           <w:iCs/>
@@ -424,8 +567,48 @@
           <w:sz w:val="18"/>
           <w:szCs w:val="18"/>
         </w:rPr>
-        <w:t>Figura 1 — Logotipo da Meliponá</w:t>
-      </w:r>
+      </w:pPr>
+      <w:r>
+        <w:rPr>
+          <w:i/>
+          <w:iCs/>
+          <w:color w:val="5C5248"/>
+          <w:sz w:val="18"/>
+          <w:szCs w:val="18"/>
+        </w:rPr>
+        <w:t xml:space="preserve">Figura 1 — Logotipo da </w:t>
+      </w:r>
+      <w:proofErr w:type="spellStart"/>
+      <w:r>
+        <w:rPr>
+          <w:i/>
+          <w:iCs/>
+          <w:color w:val="5C5248"/>
+          <w:sz w:val="18"/>
+          <w:szCs w:val="18"/>
+        </w:rPr>
+        <w:t>Meliponá</w:t>
+      </w:r>
+      <w:proofErr w:type="spellEnd"/>
+    </w:p>
+    <w:p>
+      <w:pPr>
+        <w:spacing w:before="60" w:after="240"/>
+        <w:jc w:val="center"/>
+        <w:rPr>
+          <w:i/>
+          <w:iCs/>
+          <w:color w:val="5C5248"/>
+          <w:sz w:val="18"/>
+          <w:szCs w:val="18"/>
+        </w:rPr>
+      </w:pPr>
+    </w:p>
+    <w:p>
+      <w:pPr>
+        <w:spacing w:before="60" w:after="240"/>
+        <w:jc w:val="center"/>
+      </w:pPr>
     </w:p>
     <w:p>
       <w:pPr>
@@ -433,6 +616,7 @@
         <w:spacing w:before="360"/>
       </w:pPr>
       <w:r>
+        <w:lastRenderedPageBreak/>
         <w:t>2. Identificação de oportunidade e problema</w:t>
       </w:r>
     </w:p>
@@ -441,7 +625,6 @@
         <w:pStyle w:val="Ttulo2"/>
       </w:pPr>
       <w:r>
-        <w:lastRenderedPageBreak/>
         <w:t>O problema</w:t>
       </w:r>
     </w:p>
@@ -450,10 +633,23 @@
         <w:spacing w:after="160" w:line="300" w:lineRule="auto"/>
       </w:pPr>
       <w:r>
-        <w:t>A meliponicultura (criação de abelhas sem ferrão) é uma atividade crescente em Santa Catarina, ma</w:t>
-      </w:r>
-      <w:r>
-        <w:t>s extremamente fragmentada e pouco assistida digitalmente. Em conversas com meliponicultores de Joinville e entrevistas aplicadas para este desafio, identificamos três dores recorrentes:</w:t>
+        <w:t xml:space="preserve">A </w:t>
+      </w:r>
+      <w:proofErr w:type="spellStart"/>
+      <w:r>
+        <w:t>meliponicultura</w:t>
+      </w:r>
+      <w:proofErr w:type="spellEnd"/>
+      <w:r>
+        <w:t xml:space="preserve"> (criação de abelhas sem ferrão) é uma atividade crescente em Santa Catarina, mas extremamente fragmentada e pouco assistida digitalmente. Em conversas com </w:t>
+      </w:r>
+      <w:proofErr w:type="spellStart"/>
+      <w:r>
+        <w:t>meliponicultores</w:t>
+      </w:r>
+      <w:proofErr w:type="spellEnd"/>
+      <w:r>
+        <w:t xml:space="preserve"> de Joinville e entrevistas aplicadas para este desafio, identificamos três dores recorrentes:</w:t>
       </w:r>
     </w:p>
     <w:p>
@@ -466,10 +662,7 @@
         <w:spacing w:after="90" w:line="290" w:lineRule="auto"/>
       </w:pPr>
       <w:r>
-        <w:t>Dispersão da legislação: as normas sobre licenciamento ambiental (IBA</w:t>
-      </w:r>
-      <w:r>
-        <w:t>MA, IMA-SC, prefeituras) estão espalhadas em portais governamentais pouco acessíveis, com linguagem técnica e baixa atualização, gerando insegurança jurídica para criadores amadores.</w:t>
+        <w:t>Dispersão da legislação: as normas sobre licenciamento ambiental (IBAMA, IMA-SC, prefeituras) estão espalhadas em portais governamentais pouco acessíveis, com linguagem técnica e baixa atualização, gerando insegurança jurídica para criadores amadores.</w:t>
       </w:r>
     </w:p>
     <w:p>
@@ -482,10 +675,7 @@
         <w:spacing w:after="90" w:line="290" w:lineRule="auto"/>
       </w:pPr>
       <w:r>
-        <w:t>Isolamento entre criadores: a troca de enxames, equipamentos e conhecimen</w:t>
-      </w:r>
-      <w:r>
-        <w:t>to de manejo acontece hoje de forma informal, principalmente por grupos de WhatsApp sem organização, busca ou histórico.</w:t>
+        <w:t>Isolamento entre criadores: a troca de enxames, equipamentos e conhecimento de manejo acontece hoje de forma informal, principalmente por grupos de WhatsApp sem organização, busca ou histórico.</w:t>
       </w:r>
     </w:p>
     <w:p>
@@ -498,10 +688,23 @@
         <w:spacing w:after="90" w:line="290" w:lineRule="auto"/>
       </w:pPr>
       <w:r>
-        <w:t>Falta de canal de venda direta: meliponicultores produzem mel, propólis e pólen em pequena escala e não têm vitrine própria, dependendo</w:t>
-      </w:r>
-      <w:r>
-        <w:t xml:space="preserve"> de feiras esporádicas ou de revenda a intermediários que pagam pouco pelo produto.</w:t>
+        <w:t xml:space="preserve">Falta de canal de venda direta: </w:t>
+      </w:r>
+      <w:proofErr w:type="spellStart"/>
+      <w:r>
+        <w:t>meliponicultores</w:t>
+      </w:r>
+      <w:proofErr w:type="spellEnd"/>
+      <w:r>
+        <w:t xml:space="preserve"> produzem mel, </w:t>
+      </w:r>
+      <w:proofErr w:type="spellStart"/>
+      <w:r>
+        <w:t>propólis</w:t>
+      </w:r>
+      <w:proofErr w:type="spellEnd"/>
+      <w:r>
+        <w:t xml:space="preserve"> e pólen em pequena escala e não têm vitrine própria, dependendo de feiras esporádicas ou de revenda a intermediários que pagam pouco pelo produto.</w:t>
       </w:r>
     </w:p>
     <w:p>
@@ -517,10 +720,15 @@
         <w:spacing w:after="160" w:line="300" w:lineRule="auto"/>
       </w:pPr>
       <w:r>
-        <w:t xml:space="preserve">Santa Catarina é um dos estados brasileiros com maior diversidade de abelhas nativas e crescente número de meliponários registrados. A ausência de uma </w:t>
-      </w:r>
-      <w:r>
-        <w:t>plataforma dedicada gera perda de renda para pequenos produtores, risco de não conformidade legal por desconhecimento das normas e enfraquecimento de uma prática historicamente ligada à preservação ambiental e à polinização de espécies nativas.</w:t>
+        <w:t xml:space="preserve">Santa Catarina é um dos estados brasileiros com maior diversidade de abelhas nativas e crescente número de </w:t>
+      </w:r>
+      <w:proofErr w:type="spellStart"/>
+      <w:r>
+        <w:t>meliponários</w:t>
+      </w:r>
+      <w:proofErr w:type="spellEnd"/>
+      <w:r>
+        <w:t xml:space="preserve"> registrados. A ausência de uma plataforma dedicada gera perda de renda para pequenos produtores, risco de não conformidade legal por desconhecimento das normas e enfraquecimento de uma prática historicamente ligada à preservação ambiental e à polinização de espécies nativas.</w:t>
       </w:r>
     </w:p>
     <w:p>
@@ -528,10 +736,23 @@
         <w:spacing w:after="160" w:line="300" w:lineRule="auto"/>
       </w:pPr>
       <w:r>
-        <w:t>Ao resolver</w:t>
-      </w:r>
-      <w:r>
-        <w:t xml:space="preserve"> esse problema, a Meliponá impacta diretamente: a regularização de meliponários (segurança jurídica), a renda de pequenos produtores (canal de venda direto) e a preservação de espécies nativas ameaçadas pela urbanização e pelo uso de agrotóxicos.</w:t>
+        <w:t xml:space="preserve">Ao resolver esse problema, a </w:t>
+      </w:r>
+      <w:proofErr w:type="spellStart"/>
+      <w:r>
+        <w:t>Meliponá</w:t>
+      </w:r>
+      <w:proofErr w:type="spellEnd"/>
+      <w:r>
+        <w:t xml:space="preserve"> impacta diretamente: a regularização de </w:t>
+      </w:r>
+      <w:proofErr w:type="spellStart"/>
+      <w:r>
+        <w:t>meliponários</w:t>
+      </w:r>
+      <w:proofErr w:type="spellEnd"/>
+      <w:r>
+        <w:t xml:space="preserve"> (segurança jurídica), a renda de pequenos produtores (canal de venda direto) e a preservação de espécies nativas ameaçadas pela urbanização e pelo uso de agrotóxicos.</w:t>
       </w:r>
     </w:p>
     <w:p>
@@ -540,10 +761,7 @@
         <w:spacing w:before="360"/>
       </w:pPr>
       <w:r>
-        <w:t>3. Soluçã</w:t>
-      </w:r>
-      <w:r>
-        <w:t>o proposta (produto / serviço)</w:t>
+        <w:t>3. Solução proposta (produto / serviço)</w:t>
       </w:r>
     </w:p>
     <w:p>
@@ -551,7 +769,23 @@
         <w:spacing w:after="160" w:line="300" w:lineRule="auto"/>
       </w:pPr>
       <w:r>
-        <w:t>A Meliponá é uma plataforma web (com versão mobile responsiva) que reúne, em um único ambiente, informação regulatória, comunidade e comércio local voltados à meliponicultura.</w:t>
+        <w:t xml:space="preserve">A </w:t>
+      </w:r>
+      <w:proofErr w:type="spellStart"/>
+      <w:r>
+        <w:t>Meliponá</w:t>
+      </w:r>
+      <w:proofErr w:type="spellEnd"/>
+      <w:r>
+        <w:t xml:space="preserve"> é uma plataforma web (com versão mobile responsiva) que reúne, em um único ambiente, informação regulatória, comunidade e comércio local voltados à </w:t>
+      </w:r>
+      <w:proofErr w:type="spellStart"/>
+      <w:r>
+        <w:t>meliponicultura</w:t>
+      </w:r>
+      <w:proofErr w:type="spellEnd"/>
+      <w:r>
+        <w:t>.</w:t>
       </w:r>
     </w:p>
     <w:p>
@@ -572,10 +806,7 @@
         <w:spacing w:after="90" w:line="290" w:lineRule="auto"/>
       </w:pPr>
       <w:r>
-        <w:t>Biblioteca de legislaç</w:t>
-      </w:r>
-      <w:r>
-        <w:t>ão: acervo organizado e atualizado de normas do IBAMA, IMA-SC e prefeituras, traduzidas em linguagem acessível, com alertas de prazos de licenciamento.</w:t>
+        <w:t>Biblioteca de legislação: acervo organizado e atualizado de normas do IBAMA, IMA-SC e prefeituras, traduzidas em linguagem acessível, com alertas de prazos de licenciamento.</w:t>
       </w:r>
     </w:p>
     <w:p>
@@ -588,10 +819,15 @@
         <w:spacing w:after="90" w:line="290" w:lineRule="auto"/>
       </w:pPr>
       <w:r>
-        <w:t>Fórum e comunidade: espaço de perguntas, respostas e troca de experiências entre meliponicultores, com p</w:t>
-      </w:r>
-      <w:r>
-        <w:t>erfis públicos e sistema de reputação.</w:t>
+        <w:t xml:space="preserve">Fórum e comunidade: espaço de perguntas, respostas e troca de experiências entre </w:t>
+      </w:r>
+      <w:proofErr w:type="spellStart"/>
+      <w:r>
+        <w:t>meliponicultores</w:t>
+      </w:r>
+      <w:proofErr w:type="spellEnd"/>
+      <w:r>
+        <w:t>, com perfis públicos e sistema de reputação.</w:t>
       </w:r>
     </w:p>
     <w:p>
@@ -604,7 +840,23 @@
         <w:spacing w:after="90" w:line="290" w:lineRule="auto"/>
       </w:pPr>
       <w:r>
-        <w:t>Catálogo de espécies e manejo: fichas técnicas de espécies nativas (jataí, mandaçaia, uruçu etc.) com boas práticas de manejo, temperamento e produtividade.</w:t>
+        <w:t xml:space="preserve">Catálogo de espécies e manejo: fichas técnicas de espécies nativas (jataí, </w:t>
+      </w:r>
+      <w:proofErr w:type="spellStart"/>
+      <w:r>
+        <w:t>mandaçaia</w:t>
+      </w:r>
+      <w:proofErr w:type="spellEnd"/>
+      <w:r>
+        <w:t xml:space="preserve">, </w:t>
+      </w:r>
+      <w:proofErr w:type="spellStart"/>
+      <w:r>
+        <w:t>uruçu</w:t>
+      </w:r>
+      <w:proofErr w:type="spellEnd"/>
+      <w:r>
+        <w:t xml:space="preserve"> etc.) com boas práticas de manejo, temperamento e produtividade.</w:t>
       </w:r>
     </w:p>
     <w:p>
@@ -617,10 +869,24 @@
         <w:spacing w:after="90" w:line="290" w:lineRule="auto"/>
       </w:pPr>
       <w:r>
-        <w:t xml:space="preserve">Marketplace local: vitrine geolocalizada para venda de mel, </w:t>
-      </w:r>
-      <w:r>
-        <w:t>propólis, pólen, cera, enxames certificados e equipamentos, conectando produtor e comprador da mesma região.</w:t>
+        <w:lastRenderedPageBreak/>
+        <w:t xml:space="preserve">Marketplace local: vitrine </w:t>
+      </w:r>
+      <w:proofErr w:type="spellStart"/>
+      <w:r>
+        <w:t>geolocalizada</w:t>
+      </w:r>
+      <w:proofErr w:type="spellEnd"/>
+      <w:r>
+        <w:t xml:space="preserve"> para venda de mel, </w:t>
+      </w:r>
+      <w:proofErr w:type="spellStart"/>
+      <w:r>
+        <w:t>propólis</w:t>
+      </w:r>
+      <w:proofErr w:type="spellEnd"/>
+      <w:r>
+        <w:t>, pólen, cera, enxames certificados e equipamentos, conectando produtor e comprador da mesma região.</w:t>
       </w:r>
     </w:p>
     <w:p>
@@ -633,8 +899,15 @@
         <w:spacing w:after="90" w:line="290" w:lineRule="auto"/>
       </w:pPr>
       <w:r>
-        <w:lastRenderedPageBreak/>
-        <w:t>Calendário de eventos: feiras, encontros regionais e cursos de meliponicultura em Joinville e cidades vizinhas.</w:t>
+        <w:t xml:space="preserve">Calendário de eventos: feiras, encontros regionais e cursos de </w:t>
+      </w:r>
+      <w:proofErr w:type="spellStart"/>
+      <w:r>
+        <w:t>meliponicultura</w:t>
+      </w:r>
+      <w:proofErr w:type="spellEnd"/>
+      <w:r>
+        <w:t xml:space="preserve"> em Joinville e cidades vizinhas.</w:t>
       </w:r>
     </w:p>
     <w:p>
@@ -647,7 +920,15 @@
         <w:spacing w:after="90" w:line="290" w:lineRule="auto"/>
       </w:pPr>
       <w:r>
-        <w:t>Assistente de manejo com IA (diferencial): chatbot que responde dúvidas de manejo e regulamentação com base na biblioteca da plataforma, disponível no plano pago.</w:t>
+        <w:t xml:space="preserve">Assistente de manejo com IA (diferencial): </w:t>
+      </w:r>
+      <w:proofErr w:type="spellStart"/>
+      <w:r>
+        <w:t>chatbot</w:t>
+      </w:r>
+      <w:proofErr w:type="spellEnd"/>
+      <w:r>
+        <w:t xml:space="preserve"> que responde dúvidas de manejo e regulamentação com base na biblioteca da plataforma, disponível no plano pago.</w:t>
       </w:r>
     </w:p>
     <w:p>
@@ -668,10 +949,31 @@
         <w:spacing w:after="90" w:line="290" w:lineRule="auto"/>
       </w:pPr>
       <w:r>
-        <w:t>Foco exclusivo em abelhas sem ferrão (nicho não atendido por apps gen</w:t>
-      </w:r>
-      <w:r>
-        <w:t>éricos de apicultura, voltados majoritariamente à Apis mellifera).</w:t>
+        <w:t xml:space="preserve">Foco exclusivo em abelhas sem ferrão (nicho não atendido por </w:t>
+      </w:r>
+      <w:proofErr w:type="spellStart"/>
+      <w:r>
+        <w:t>apps</w:t>
+      </w:r>
+      <w:proofErr w:type="spellEnd"/>
+      <w:r>
+        <w:t xml:space="preserve"> genéricos de apicultura, voltados majoritariamente à </w:t>
+      </w:r>
+      <w:proofErr w:type="spellStart"/>
+      <w:r>
+        <w:t>Apis</w:t>
+      </w:r>
+      <w:proofErr w:type="spellEnd"/>
+      <w:r>
+        <w:t xml:space="preserve"> </w:t>
+      </w:r>
+      <w:proofErr w:type="spellStart"/>
+      <w:r>
+        <w:t>mellifera</w:t>
+      </w:r>
+      <w:proofErr w:type="spellEnd"/>
+      <w:r>
+        <w:t>).</w:t>
       </w:r>
     </w:p>
     <w:p>
@@ -684,7 +986,15 @@
         <w:spacing w:after="90" w:line="290" w:lineRule="auto"/>
       </w:pPr>
       <w:r>
-        <w:t>Curadoria local: conteúdo e marketplace organizados por região (Joinville e Norte de SC), favorecendo relações de proximidade.</w:t>
+        <w:t xml:space="preserve">Curadoria local: conteúdo e </w:t>
+      </w:r>
+      <w:proofErr w:type="spellStart"/>
+      <w:r>
+        <w:t>marketplace</w:t>
+      </w:r>
+      <w:proofErr w:type="spellEnd"/>
+      <w:r>
+        <w:t xml:space="preserve"> organizados por região (Joinville e Norte de SC), favorecendo relações de proximidade.</w:t>
       </w:r>
     </w:p>
     <w:p>
@@ -697,10 +1007,7 @@
         <w:spacing w:after="90" w:line="290" w:lineRule="auto"/>
       </w:pPr>
       <w:r>
-        <w:t xml:space="preserve">Conformidade legal como proposta de valor central, não apenas </w:t>
-      </w:r>
-      <w:r>
-        <w:t>um conteúdo secundário.</w:t>
+        <w:t>Conformidade legal como proposta de valor central, não apenas um conteúdo secundário.</w:t>
       </w:r>
     </w:p>
     <w:p>
@@ -716,10 +1023,47 @@
         <w:spacing w:after="160" w:line="300" w:lineRule="auto"/>
       </w:pPr>
       <w:r>
-        <w:t>A inovação está na combinação de três camadas raramente integradas em um único produto: informação regulatória (compliance), comunidade (rede social de nicho) e comércio (marketplace geolocalizado), reforçada por um</w:t>
-      </w:r>
-      <w:r>
-        <w:t xml:space="preserve"> módulo de IA aplicada à curadoria de conteúdo técnico e respostas de manejo. Tecnicamente, trata-se de um SaaS web responsivo, com potencial de evolução para aplicativo nativo e modelo de geolocalização (mapeamento de meliponários por GPS).</w:t>
+        <w:t>A inovação está na combinação de três camadas raramente integradas em um único produto: informação regulatória (</w:t>
+      </w:r>
+      <w:proofErr w:type="spellStart"/>
+      <w:r>
+        <w:t>compliance</w:t>
+      </w:r>
+      <w:proofErr w:type="spellEnd"/>
+      <w:r>
+        <w:t>), comunidade (rede social de nicho) e comércio (</w:t>
+      </w:r>
+      <w:proofErr w:type="spellStart"/>
+      <w:r>
+        <w:t>marketplace</w:t>
+      </w:r>
+      <w:proofErr w:type="spellEnd"/>
+      <w:r>
+        <w:t xml:space="preserve"> </w:t>
+      </w:r>
+      <w:proofErr w:type="spellStart"/>
+      <w:r>
+        <w:t>geolocalizado</w:t>
+      </w:r>
+      <w:proofErr w:type="spellEnd"/>
+      <w:r>
+        <w:t xml:space="preserve">), reforçada por um módulo de IA aplicada à curadoria de conteúdo técnico e respostas de manejo. Tecnicamente, trata-se de um SaaS web responsivo, com potencial de evolução para aplicativo nativo e modelo de </w:t>
+      </w:r>
+      <w:proofErr w:type="spellStart"/>
+      <w:r>
+        <w:t>geolocalização</w:t>
+      </w:r>
+      <w:proofErr w:type="spellEnd"/>
+      <w:r>
+        <w:t xml:space="preserve"> (mapeamento de </w:t>
+      </w:r>
+      <w:proofErr w:type="spellStart"/>
+      <w:r>
+        <w:t>meliponários</w:t>
+      </w:r>
+      <w:proofErr w:type="spellEnd"/>
+      <w:r>
+        <w:t xml:space="preserve"> por GPS).</w:t>
       </w:r>
     </w:p>
     <w:p>
@@ -728,10 +1072,7 @@
         <w:spacing w:before="360"/>
       </w:pPr>
       <w:r>
-        <w:t>4. Público-alv</w:t>
-      </w:r>
-      <w:r>
-        <w:t>o e persona</w:t>
+        <w:t>4. Público-alvo e persona</w:t>
       </w:r>
     </w:p>
     <w:p>
@@ -746,11 +1087,13 @@
       <w:pPr>
         <w:spacing w:after="160" w:line="300" w:lineRule="auto"/>
       </w:pPr>
-      <w:r>
-        <w:t xml:space="preserve">Meliponicultores profissionais e amadores de Joinville e do Norte de Santa Catarina, entre 25 e 65 anos, com acesso a smartphone ou computador, que já criam ou pretendem iniciar a criação de abelhas nativas sem ferrão — </w:t>
-      </w:r>
-      <w:r>
-        <w:t>seja como atividade econômica complementar, seja como hobby ligado à sustentabilidade.</w:t>
+      <w:proofErr w:type="spellStart"/>
+      <w:r>
+        <w:t>Meliponicultores</w:t>
+      </w:r>
+      <w:proofErr w:type="spellEnd"/>
+      <w:r>
+        <w:t xml:space="preserve"> profissionais e amadores de Joinville e do Norte de Santa Catarina, entre 25 e 65 anos, com acesso a smartphone ou computador, que já criam ou pretendem iniciar a criação de abelhas nativas sem ferrão — seja como atividade econômica complementar, seja como hobby ligado à sustentabilidade.</w:t>
       </w:r>
     </w:p>
     <w:p>
@@ -783,12 +1126,6 @@
         <w:gridCol w:w="6240"/>
       </w:tblGrid>
       <w:tr>
-        <w:tblPrEx>
-          <w:tblCellMar>
-            <w:top w:w="0" w:type="dxa"/>
-            <w:bottom w:w="0" w:type="dxa"/>
-          </w:tblCellMar>
-        </w:tblPrEx>
         <w:tc>
           <w:tcPr>
             <w:tcW w:w="3120" w:type="dxa"/>
@@ -853,12 +1190,6 @@
         </w:tc>
       </w:tr>
       <w:tr>
-        <w:tblPrEx>
-          <w:tblCellMar>
-            <w:top w:w="0" w:type="dxa"/>
-            <w:bottom w:w="0" w:type="dxa"/>
-          </w:tblCellMar>
-        </w:tblPrEx>
         <w:tc>
           <w:tcPr>
             <w:tcW w:w="3120" w:type="dxa"/>
@@ -917,12 +1248,6 @@
         </w:tc>
       </w:tr>
       <w:tr>
-        <w:tblPrEx>
-          <w:tblCellMar>
-            <w:top w:w="0" w:type="dxa"/>
-            <w:bottom w:w="0" w:type="dxa"/>
-          </w:tblCellMar>
-        </w:tblPrEx>
         <w:tc>
           <w:tcPr>
             <w:tcW w:w="3120" w:type="dxa"/>
@@ -981,12 +1306,6 @@
         </w:tc>
       </w:tr>
       <w:tr>
-        <w:tblPrEx>
-          <w:tblCellMar>
-            <w:top w:w="0" w:type="dxa"/>
-            <w:bottom w:w="0" w:type="dxa"/>
-          </w:tblCellMar>
-        </w:tblPrEx>
         <w:tc>
           <w:tcPr>
             <w:tcW w:w="3120" w:type="dxa"/>
@@ -1045,12 +1364,6 @@
         </w:tc>
       </w:tr>
       <w:tr>
-        <w:tblPrEx>
-          <w:tblCellMar>
-            <w:top w:w="0" w:type="dxa"/>
-            <w:bottom w:w="0" w:type="dxa"/>
-          </w:tblCellMar>
-        </w:tblPrEx>
         <w:tc>
           <w:tcPr>
             <w:tcW w:w="3120" w:type="dxa"/>
@@ -1103,18 +1416,37 @@
                 <w:sz w:val="20"/>
                 <w:szCs w:val="20"/>
               </w:rPr>
-              <w:t>Bairro Pirabeiraba, Joinville (SC) — zona rural/periurbana</w:t>
-            </w:r>
+              <w:t xml:space="preserve">Bairro </w:t>
+            </w:r>
+            <w:proofErr w:type="spellStart"/>
+            <w:r>
+              <w:rPr>
+                <w:sz w:val="20"/>
+                <w:szCs w:val="20"/>
+              </w:rPr>
+              <w:t>Pirabeiraba</w:t>
+            </w:r>
+            <w:proofErr w:type="spellEnd"/>
+            <w:r>
+              <w:rPr>
+                <w:sz w:val="20"/>
+                <w:szCs w:val="20"/>
+              </w:rPr>
+              <w:t>, Joinville (SC) — zona rural/</w:t>
+            </w:r>
+            <w:proofErr w:type="spellStart"/>
+            <w:r>
+              <w:rPr>
+                <w:sz w:val="20"/>
+                <w:szCs w:val="20"/>
+              </w:rPr>
+              <w:t>periurbana</w:t>
+            </w:r>
+            <w:proofErr w:type="spellEnd"/>
           </w:p>
         </w:tc>
       </w:tr>
       <w:tr>
-        <w:tblPrEx>
-          <w:tblCellMar>
-            <w:top w:w="0" w:type="dxa"/>
-            <w:bottom w:w="0" w:type="dxa"/>
-          </w:tblCellMar>
-        </w:tblPrEx>
         <w:tc>
           <w:tcPr>
             <w:tcW w:w="3120" w:type="dxa"/>
@@ -1182,7 +1514,23 @@
                 <w:sz w:val="20"/>
                 <w:szCs w:val="20"/>
               </w:rPr>
-              <w:t>Participa de um grupo de WhatsApp de meliponicultores da região.</w:t>
+              <w:t xml:space="preserve">Participa de um grupo de WhatsApp de </w:t>
+            </w:r>
+            <w:proofErr w:type="spellStart"/>
+            <w:r>
+              <w:rPr>
+                <w:sz w:val="20"/>
+                <w:szCs w:val="20"/>
+              </w:rPr>
+              <w:t>meliponicultores</w:t>
+            </w:r>
+            <w:proofErr w:type="spellEnd"/>
+            <w:r>
+              <w:rPr>
+                <w:sz w:val="20"/>
+                <w:szCs w:val="20"/>
+              </w:rPr>
+              <w:t xml:space="preserve"> da região.</w:t>
             </w:r>
           </w:p>
           <w:p>
@@ -1194,18 +1542,13 @@
                 <w:sz w:val="20"/>
                 <w:szCs w:val="20"/>
               </w:rPr>
+              <w:lastRenderedPageBreak/>
               <w:t>Vende mel para vizinhos e em uma feira mensal do bairro.</w:t>
             </w:r>
           </w:p>
         </w:tc>
       </w:tr>
       <w:tr>
-        <w:tblPrEx>
-          <w:tblCellMar>
-            <w:top w:w="0" w:type="dxa"/>
-            <w:bottom w:w="0" w:type="dxa"/>
-          </w:tblCellMar>
-        </w:tblPrEx>
         <w:tc>
           <w:tcPr>
             <w:tcW w:w="3120" w:type="dxa"/>
@@ -1231,6 +1574,7 @@
                 <w:sz w:val="20"/>
                 <w:szCs w:val="20"/>
               </w:rPr>
+              <w:lastRenderedPageBreak/>
               <w:t>Dores</w:t>
             </w:r>
           </w:p>
@@ -1273,7 +1617,6 @@
                 <w:sz w:val="20"/>
                 <w:szCs w:val="20"/>
               </w:rPr>
-              <w:lastRenderedPageBreak/>
               <w:t>Já perdeu um enxame por falta de orientação de manejo correta.</w:t>
             </w:r>
           </w:p>
@@ -1292,12 +1635,6 @@
         </w:tc>
       </w:tr>
       <w:tr>
-        <w:tblPrEx>
-          <w:tblCellMar>
-            <w:top w:w="0" w:type="dxa"/>
-            <w:bottom w:w="0" w:type="dxa"/>
-          </w:tblCellMar>
-        </w:tblPrEx>
         <w:tc>
           <w:tcPr>
             <w:tcW w:w="3120" w:type="dxa"/>
@@ -1323,7 +1660,6 @@
                 <w:sz w:val="20"/>
                 <w:szCs w:val="20"/>
               </w:rPr>
-              <w:lastRenderedPageBreak/>
               <w:t>Objetivos</w:t>
             </w:r>
           </w:p>
@@ -1354,7 +1690,23 @@
                 <w:sz w:val="20"/>
                 <w:szCs w:val="20"/>
               </w:rPr>
-              <w:t>Regularizar seu meliponário sem complicação.</w:t>
+              <w:t xml:space="preserve">Regularizar seu </w:t>
+            </w:r>
+            <w:proofErr w:type="spellStart"/>
+            <w:r>
+              <w:rPr>
+                <w:sz w:val="20"/>
+                <w:szCs w:val="20"/>
+              </w:rPr>
+              <w:t>meliponário</w:t>
+            </w:r>
+            <w:proofErr w:type="spellEnd"/>
+            <w:r>
+              <w:rPr>
+                <w:sz w:val="20"/>
+                <w:szCs w:val="20"/>
+              </w:rPr>
+              <w:t xml:space="preserve"> sem complicação.</w:t>
             </w:r>
           </w:p>
           <w:p>
@@ -1366,14 +1718,7 @@
                 <w:sz w:val="20"/>
                 <w:szCs w:val="20"/>
               </w:rPr>
-              <w:t>Aumenta</w:t>
-            </w:r>
-            <w:r>
-              <w:rPr>
-                <w:sz w:val="20"/>
-                <w:szCs w:val="20"/>
-              </w:rPr>
-              <w:t>r a renda extra vendendo direto para vizinhos da região.</w:t>
+              <w:t>Aumentar a renda extra vendendo direto para vizinhos da região.</w:t>
             </w:r>
           </w:p>
           <w:p>
@@ -1391,12 +1736,6 @@
         </w:tc>
       </w:tr>
       <w:tr>
-        <w:tblPrEx>
-          <w:tblCellMar>
-            <w:top w:w="0" w:type="dxa"/>
-            <w:bottom w:w="0" w:type="dxa"/>
-          </w:tblCellMar>
-        </w:tblPrEx>
         <w:tc>
           <w:tcPr>
             <w:tcW w:w="3120" w:type="dxa"/>
@@ -1449,7 +1788,23 @@
                 <w:sz w:val="20"/>
                 <w:szCs w:val="20"/>
               </w:rPr>
-              <w:t>Usa WhatsApp e Facebook diariamente; conforto médio com aplicativos novos, prefere interfaces simples</w:t>
+              <w:t xml:space="preserve">Usa WhatsApp e </w:t>
+            </w:r>
+            <w:proofErr w:type="spellStart"/>
+            <w:r>
+              <w:rPr>
+                <w:sz w:val="20"/>
+                <w:szCs w:val="20"/>
+              </w:rPr>
+              <w:t>Facebook</w:t>
+            </w:r>
+            <w:proofErr w:type="spellEnd"/>
+            <w:r>
+              <w:rPr>
+                <w:sz w:val="20"/>
+                <w:szCs w:val="20"/>
+              </w:rPr>
+              <w:t xml:space="preserve"> diariamente; conforto médio com aplicativos novos, prefere interfaces simples</w:t>
             </w:r>
           </w:p>
         </w:tc>
@@ -1468,8 +1823,20 @@
           <w:sz w:val="18"/>
           <w:szCs w:val="18"/>
         </w:rPr>
-        <w:t>Figura 2 — Persona representativa do público-alvo da Meliponá</w:t>
-      </w:r>
+        <w:t xml:space="preserve">Figura 2 — Persona representativa do público-alvo da </w:t>
+      </w:r>
+      <w:proofErr w:type="spellStart"/>
+      <w:r>
+        <w:rPr>
+          <w:i/>
+          <w:iCs/>
+          <w:color w:val="5C5248"/>
+          <w:sz w:val="18"/>
+          <w:szCs w:val="18"/>
+        </w:rPr>
+        <w:t>Meliponá</w:t>
+      </w:r>
+      <w:proofErr w:type="spellEnd"/>
     </w:p>
     <w:p>
       <w:pPr>
@@ -1477,15 +1844,52 @@
         <w:spacing w:before="360"/>
       </w:pPr>
       <w:r>
-        <w:t>5. Modelo de negócio — Business Model Canvas</w:t>
-      </w:r>
+        <w:t xml:space="preserve">5. Modelo de negócio — Business </w:t>
+      </w:r>
+      <w:proofErr w:type="spellStart"/>
+      <w:r>
+        <w:t>Model</w:t>
+      </w:r>
+      <w:proofErr w:type="spellEnd"/>
+      <w:r>
+        <w:t xml:space="preserve"> </w:t>
+      </w:r>
+      <w:proofErr w:type="spellStart"/>
+      <w:r>
+        <w:t>Canvas</w:t>
+      </w:r>
+      <w:proofErr w:type="spellEnd"/>
     </w:p>
     <w:p>
       <w:pPr>
         <w:spacing w:after="160" w:line="300" w:lineRule="auto"/>
       </w:pPr>
       <w:r>
-        <w:t>A seguir, os nove blocos do Business Model Canvas aplicados à Meliponá.</w:t>
+        <w:t xml:space="preserve">A seguir, os nove blocos do Business </w:t>
+      </w:r>
+      <w:proofErr w:type="spellStart"/>
+      <w:r>
+        <w:t>Model</w:t>
+      </w:r>
+      <w:proofErr w:type="spellEnd"/>
+      <w:r>
+        <w:t xml:space="preserve"> </w:t>
+      </w:r>
+      <w:proofErr w:type="spellStart"/>
+      <w:r>
+        <w:t>Canvas</w:t>
+      </w:r>
+      <w:proofErr w:type="spellEnd"/>
+      <w:r>
+        <w:t xml:space="preserve"> aplicados à </w:t>
+      </w:r>
+      <w:proofErr w:type="spellStart"/>
+      <w:r>
+        <w:t>Meliponá</w:t>
+      </w:r>
+      <w:proofErr w:type="spellEnd"/>
+      <w:r>
+        <w:t>.</w:t>
       </w:r>
     </w:p>
     <w:tbl>
@@ -1511,12 +1915,6 @@
         <w:gridCol w:w="3120"/>
       </w:tblGrid>
       <w:tr>
-        <w:tblPrEx>
-          <w:tblCellMar>
-            <w:top w:w="0" w:type="dxa"/>
-            <w:bottom w:w="0" w:type="dxa"/>
-          </w:tblCellMar>
-        </w:tblPrEx>
         <w:tc>
           <w:tcPr>
             <w:tcW w:w="3120" w:type="dxa"/>
@@ -1580,7 +1978,23 @@
                 <w:sz w:val="18"/>
                 <w:szCs w:val="18"/>
               </w:rPr>
-              <w:t>Associações de meliponicultores de SC</w:t>
+              <w:t xml:space="preserve">Associações de </w:t>
+            </w:r>
+            <w:proofErr w:type="spellStart"/>
+            <w:r>
+              <w:rPr>
+                <w:sz w:val="18"/>
+                <w:szCs w:val="18"/>
+              </w:rPr>
+              <w:t>meliponicultores</w:t>
+            </w:r>
+            <w:proofErr w:type="spellEnd"/>
+            <w:r>
+              <w:rPr>
+                <w:sz w:val="18"/>
+                <w:szCs w:val="18"/>
+              </w:rPr>
+              <w:t xml:space="preserve"> de SC</w:t>
             </w:r>
           </w:p>
           <w:p>
@@ -1681,8 +2095,17 @@
                 <w:sz w:val="18"/>
                 <w:szCs w:val="18"/>
               </w:rPr>
-              <w:t>Moderação da comunidade e do marketplace</w:t>
-            </w:r>
+              <w:t xml:space="preserve">Moderação da comunidade e do </w:t>
+            </w:r>
+            <w:proofErr w:type="spellStart"/>
+            <w:r>
+              <w:rPr>
+                <w:sz w:val="18"/>
+                <w:szCs w:val="18"/>
+              </w:rPr>
+              <w:t>marketplace</w:t>
+            </w:r>
+            <w:proofErr w:type="spellEnd"/>
           </w:p>
           <w:p>
             <w:pPr>
@@ -1698,14 +2121,7 @@
                 <w:sz w:val="18"/>
                 <w:szCs w:val="18"/>
               </w:rPr>
-              <w:t xml:space="preserve">Desenvolvimento e manutenção da </w:t>
-            </w:r>
-            <w:r>
-              <w:rPr>
-                <w:sz w:val="18"/>
-                <w:szCs w:val="18"/>
-              </w:rPr>
-              <w:t>plataforma</w:t>
+              <w:t>Desenvolvimento e manutenção da plataforma</w:t>
             </w:r>
           </w:p>
           <w:p>
@@ -1789,8 +2205,17 @@
                 <w:sz w:val="18"/>
                 <w:szCs w:val="18"/>
               </w:rPr>
-              <w:t>Comunidade de apoio entre meliponicultores</w:t>
-            </w:r>
+              <w:t xml:space="preserve">Comunidade de apoio entre </w:t>
+            </w:r>
+            <w:proofErr w:type="spellStart"/>
+            <w:r>
+              <w:rPr>
+                <w:sz w:val="18"/>
+                <w:szCs w:val="18"/>
+              </w:rPr>
+              <w:t>meliponicultores</w:t>
+            </w:r>
+            <w:proofErr w:type="spellEnd"/>
           </w:p>
           <w:p>
             <w:pPr>
@@ -1806,8 +2231,17 @@
                 <w:sz w:val="18"/>
                 <w:szCs w:val="18"/>
               </w:rPr>
-              <w:t>Canal de venda direto e geolocalizado</w:t>
-            </w:r>
+              <w:t xml:space="preserve">Canal de venda direto e </w:t>
+            </w:r>
+            <w:proofErr w:type="spellStart"/>
+            <w:r>
+              <w:rPr>
+                <w:sz w:val="18"/>
+                <w:szCs w:val="18"/>
+              </w:rPr>
+              <w:t>geolocalizado</w:t>
+            </w:r>
+            <w:proofErr w:type="spellEnd"/>
           </w:p>
           <w:p>
             <w:pPr>
@@ -1829,12 +2263,6 @@
         </w:tc>
       </w:tr>
       <w:tr>
-        <w:tblPrEx>
-          <w:tblCellMar>
-            <w:top w:w="0" w:type="dxa"/>
-            <w:bottom w:w="0" w:type="dxa"/>
-          </w:tblCellMar>
-        </w:tblPrEx>
         <w:tc>
           <w:tcPr>
             <w:tcW w:w="3120" w:type="dxa"/>
@@ -2016,14 +2444,7 @@
                 <w:sz w:val="18"/>
                 <w:szCs w:val="18"/>
               </w:rPr>
-              <w:t>Atendimento dedicado pa</w:t>
-            </w:r>
-            <w:r>
-              <w:rPr>
-                <w:sz w:val="18"/>
-                <w:szCs w:val="18"/>
-              </w:rPr>
-              <w:t>ra plano institucional</w:t>
+              <w:t>Atendimento dedicado para plano institucional</w:t>
             </w:r>
           </w:p>
         </w:tc>
@@ -2068,12 +2489,21 @@
               </w:numPr>
               <w:spacing w:after="40"/>
             </w:pPr>
+            <w:proofErr w:type="spellStart"/>
             <w:r>
               <w:rPr>
                 <w:sz w:val="18"/>
                 <w:szCs w:val="18"/>
               </w:rPr>
-              <w:t>Meliponicultores amadores (hobby)</w:t>
+              <w:t>Meliponicultores</w:t>
+            </w:r>
+            <w:proofErr w:type="spellEnd"/>
+            <w:r>
+              <w:rPr>
+                <w:sz w:val="18"/>
+                <w:szCs w:val="18"/>
+              </w:rPr>
+              <w:t xml:space="preserve"> amadores (hobby)</w:t>
             </w:r>
           </w:p>
           <w:p>
@@ -2085,12 +2515,21 @@
               </w:numPr>
               <w:spacing w:after="40"/>
             </w:pPr>
+            <w:proofErr w:type="spellStart"/>
             <w:r>
               <w:rPr>
                 <w:sz w:val="18"/>
                 <w:szCs w:val="18"/>
               </w:rPr>
-              <w:t>Meliponicultores profissionais/comerciais</w:t>
+              <w:t>Meliponicultores</w:t>
+            </w:r>
+            <w:proofErr w:type="spellEnd"/>
+            <w:r>
+              <w:rPr>
+                <w:sz w:val="18"/>
+                <w:szCs w:val="18"/>
+              </w:rPr>
+              <w:t xml:space="preserve"> profissionais/comerciais</w:t>
             </w:r>
           </w:p>
           <w:p>
@@ -2130,12 +2569,6 @@
         </w:tc>
       </w:tr>
       <w:tr>
-        <w:tblPrEx>
-          <w:tblCellMar>
-            <w:top w:w="0" w:type="dxa"/>
-            <w:bottom w:w="0" w:type="dxa"/>
-          </w:tblCellMar>
-        </w:tblPrEx>
         <w:tc>
           <w:tcPr>
             <w:tcW w:w="3120" w:type="dxa"/>
@@ -2182,8 +2615,17 @@
                 <w:sz w:val="18"/>
                 <w:szCs w:val="18"/>
               </w:rPr>
-              <w:t>Hospedagem e infraestrutura cloud</w:t>
-            </w:r>
+              <w:t xml:space="preserve">Hospedagem e infraestrutura </w:t>
+            </w:r>
+            <w:proofErr w:type="spellStart"/>
+            <w:r>
+              <w:rPr>
+                <w:sz w:val="18"/>
+                <w:szCs w:val="18"/>
+              </w:rPr>
+              <w:t>cloud</w:t>
+            </w:r>
+            <w:proofErr w:type="spellEnd"/>
           </w:p>
           <w:p>
             <w:pPr>
@@ -2317,8 +2759,17 @@
                 <w:sz w:val="18"/>
                 <w:szCs w:val="18"/>
               </w:rPr>
-              <w:t>Feiras e eventos presenciais de meliponicultura</w:t>
-            </w:r>
+              <w:t xml:space="preserve">Feiras e eventos presenciais de </w:t>
+            </w:r>
+            <w:proofErr w:type="spellStart"/>
+            <w:r>
+              <w:rPr>
+                <w:sz w:val="18"/>
+                <w:szCs w:val="18"/>
+              </w:rPr>
+              <w:t>meliponicultura</w:t>
+            </w:r>
+            <w:proofErr w:type="spellEnd"/>
           </w:p>
         </w:tc>
         <w:tc>
@@ -2350,17 +2801,7 @@
                 <w:sz w:val="19"/>
                 <w:szCs w:val="19"/>
               </w:rPr>
-              <w:t>Fontes de receit</w:t>
-            </w:r>
-            <w:r>
-              <w:rPr>
-                <w:b/>
-                <w:bCs/>
-                <w:color w:val="2B1B0F"/>
-                <w:sz w:val="19"/>
-                <w:szCs w:val="19"/>
-              </w:rPr>
-              <w:t>a</w:t>
+              <w:t>Fontes de receita</w:t>
             </w:r>
           </w:p>
           <w:p>
@@ -2377,7 +2818,39 @@
                 <w:sz w:val="18"/>
                 <w:szCs w:val="18"/>
               </w:rPr>
-              <w:t>Assinatura mensal do plano Pro (freemium)</w:t>
+              <w:t xml:space="preserve">Assinatura mensal do </w:t>
+            </w:r>
+            <w:proofErr w:type="gramStart"/>
+            <w:r>
+              <w:rPr>
+                <w:sz w:val="18"/>
+                <w:szCs w:val="18"/>
+              </w:rPr>
+              <w:t>plano Pro</w:t>
+            </w:r>
+            <w:proofErr w:type="gramEnd"/>
+            <w:r>
+              <w:rPr>
+                <w:sz w:val="18"/>
+                <w:szCs w:val="18"/>
+              </w:rPr>
+              <w:t xml:space="preserve"> (</w:t>
+            </w:r>
+            <w:proofErr w:type="spellStart"/>
+            <w:r>
+              <w:rPr>
+                <w:sz w:val="18"/>
+                <w:szCs w:val="18"/>
+              </w:rPr>
+              <w:t>freemium</w:t>
+            </w:r>
+            <w:proofErr w:type="spellEnd"/>
+            <w:r>
+              <w:rPr>
+                <w:sz w:val="18"/>
+                <w:szCs w:val="18"/>
+              </w:rPr>
+              <w:t>)</w:t>
             </w:r>
           </w:p>
           <w:p>
@@ -2394,8 +2867,17 @@
                 <w:sz w:val="18"/>
                 <w:szCs w:val="18"/>
               </w:rPr>
-              <w:t>Taxa de destaque de anúncios no marketplace</w:t>
-            </w:r>
+              <w:t xml:space="preserve">Taxa de destaque de anúncios no </w:t>
+            </w:r>
+            <w:proofErr w:type="spellStart"/>
+            <w:r>
+              <w:rPr>
+                <w:sz w:val="18"/>
+                <w:szCs w:val="18"/>
+              </w:rPr>
+              <w:t>marketplace</w:t>
+            </w:r>
+            <w:proofErr w:type="spellEnd"/>
           </w:p>
           <w:p>
             <w:pPr>
@@ -2430,8 +2912,64 @@
           <w:sz w:val="18"/>
           <w:szCs w:val="18"/>
         </w:rPr>
-        <w:t>Figura 3 — Business Model Canvas da Meliponá</w:t>
-      </w:r>
+        <w:t xml:space="preserve">Figura 3 — Business </w:t>
+      </w:r>
+      <w:proofErr w:type="spellStart"/>
+      <w:r>
+        <w:rPr>
+          <w:i/>
+          <w:iCs/>
+          <w:color w:val="5C5248"/>
+          <w:sz w:val="18"/>
+          <w:szCs w:val="18"/>
+        </w:rPr>
+        <w:t>Model</w:t>
+      </w:r>
+      <w:proofErr w:type="spellEnd"/>
+      <w:r>
+        <w:rPr>
+          <w:i/>
+          <w:iCs/>
+          <w:color w:val="5C5248"/>
+          <w:sz w:val="18"/>
+          <w:szCs w:val="18"/>
+        </w:rPr>
+        <w:t xml:space="preserve"> </w:t>
+      </w:r>
+      <w:proofErr w:type="spellStart"/>
+      <w:r>
+        <w:rPr>
+          <w:i/>
+          <w:iCs/>
+          <w:color w:val="5C5248"/>
+          <w:sz w:val="18"/>
+          <w:szCs w:val="18"/>
+        </w:rPr>
+        <w:t>Canvas</w:t>
+      </w:r>
+      <w:proofErr w:type="spellEnd"/>
+      <w:r>
+        <w:rPr>
+          <w:i/>
+          <w:iCs/>
+          <w:color w:val="5C5248"/>
+          <w:sz w:val="18"/>
+          <w:szCs w:val="18"/>
+        </w:rPr>
+        <w:t xml:space="preserve"> da </w:t>
+      </w:r>
+      <w:proofErr w:type="spellStart"/>
+      <w:r>
+        <w:rPr>
+          <w:i/>
+          <w:iCs/>
+          <w:color w:val="5C5248"/>
+          <w:sz w:val="18"/>
+          <w:szCs w:val="18"/>
+        </w:rPr>
+        <w:t>Meliponá</w:t>
+      </w:r>
+      <w:proofErr w:type="spellEnd"/>
     </w:p>
     <w:p>
       <w:pPr>
@@ -2439,6 +2977,7 @@
         <w:spacing w:before="360"/>
       </w:pPr>
       <w:r>
+        <w:lastRenderedPageBreak/>
         <w:t>6. Validação da ideia e MVP</w:t>
       </w:r>
     </w:p>
@@ -2447,7 +2986,6 @@
         <w:pStyle w:val="Ttulo2"/>
       </w:pPr>
       <w:r>
-        <w:lastRenderedPageBreak/>
         <w:t>Definição do MVP</w:t>
       </w:r>
     </w:p>
@@ -2456,7 +2994,15 @@
         <w:spacing w:after="160" w:line="300" w:lineRule="auto"/>
       </w:pPr>
       <w:r>
-        <w:t>O Produto Mínimo Viável da Meliponá concentra-se nas três funcionalidades de maior valor percebido identificadas na pesquisa de validação, deixando recursos avançados (como o assistente de IA) para etapas posteriores:</w:t>
+        <w:t xml:space="preserve">O Produto Mínimo Viável da </w:t>
+      </w:r>
+      <w:proofErr w:type="spellStart"/>
+      <w:r>
+        <w:t>Meliponá</w:t>
+      </w:r>
+      <w:proofErr w:type="spellEnd"/>
+      <w:r>
+        <w:t xml:space="preserve"> concentra-se nas três funcionalidades de maior valor percebido identificadas na pesquisa de validação, deixando recursos avançados (como o assistente de IA) para etapas posteriores:</w:t>
       </w:r>
     </w:p>
     <w:p>
@@ -2469,10 +3015,15 @@
         <w:spacing w:after="90" w:line="290" w:lineRule="auto"/>
       </w:pPr>
       <w:r>
-        <w:t>Cadastro de perfil de meliponicultor (</w:t>
-      </w:r>
-      <w:r>
-        <w:t>amador ou profissional)</w:t>
+        <w:t xml:space="preserve">Cadastro de perfil de </w:t>
+      </w:r>
+      <w:proofErr w:type="spellStart"/>
+      <w:r>
+        <w:t>meliponicultor</w:t>
+      </w:r>
+      <w:proofErr w:type="spellEnd"/>
+      <w:r>
+        <w:t xml:space="preserve"> (amador ou profissional)</w:t>
       </w:r>
     </w:p>
     <w:p>
@@ -2514,10 +3065,15 @@
         <w:spacing w:after="160" w:line="300" w:lineRule="auto"/>
       </w:pPr>
       <w:r>
-        <w:t>Para validar a ideia, aplicamos um questionário quant</w:t>
-      </w:r>
-      <w:r>
-        <w:t>itativo e entrevistas qualitativas com meliponicultores da região de Joinville.</w:t>
+        <w:t xml:space="preserve">Para validar a ideia, aplicamos um questionário quantitativo e entrevistas qualitativas com </w:t>
+      </w:r>
+      <w:proofErr w:type="spellStart"/>
+      <w:r>
+        <w:t>meliponicultores</w:t>
+      </w:r>
+      <w:proofErr w:type="spellEnd"/>
+      <w:r>
+        <w:t xml:space="preserve"> da região de Joinville.</w:t>
       </w:r>
     </w:p>
     <w:p>
@@ -2530,10 +3086,31 @@
         <w:spacing w:after="90" w:line="290" w:lineRule="auto"/>
       </w:pPr>
       <w:r>
-        <w:t>Questionário: aplicado via Google Forms para 18 respondentes reais (meliponicultores amadores e profissionais de Joinville</w:t>
-      </w:r>
-      <w:r>
-        <w:t>), superando o mínimo de 15 respondentes exigido.</w:t>
+        <w:t xml:space="preserve">Questionário: </w:t>
+      </w:r>
+      <w:proofErr w:type="gramStart"/>
+      <w:r>
+        <w:t>aplicado via</w:t>
+      </w:r>
+      <w:proofErr w:type="gramEnd"/>
+      <w:r>
+        <w:t xml:space="preserve"> Google </w:t>
+      </w:r>
+      <w:proofErr w:type="spellStart"/>
+      <w:r>
+        <w:t>Forms</w:t>
+      </w:r>
+      <w:proofErr w:type="spellEnd"/>
+      <w:r>
+        <w:t xml:space="preserve"> para 18 respondentes reais (</w:t>
+      </w:r>
+      <w:proofErr w:type="spellStart"/>
+      <w:r>
+        <w:t>meliponicultores</w:t>
+      </w:r>
+      <w:proofErr w:type="spellEnd"/>
+      <w:r>
+        <w:t xml:space="preserve"> amadores e profissionais de Joinville), superando o mínimo de 15 respondentes exigido.</w:t>
       </w:r>
     </w:p>
     <w:p>
@@ -2546,10 +3123,7 @@
         <w:spacing w:after="90" w:line="290" w:lineRule="auto"/>
       </w:pPr>
       <w:r>
-        <w:t>Entrevistas: 4 entrevistas semiestruturadas c</w:t>
-      </w:r>
-      <w:r>
-        <w:t>om criadores que possuem mais de 2 anos de experiência, aprofundando as dores identificadas no questionário.</w:t>
+        <w:t>Entrevistas: 4 entrevistas semiestruturadas com criadores que possuem mais de 2 anos de experiência, aprofundando as dores identificadas no questionário.</w:t>
       </w:r>
     </w:p>
     <w:p>
@@ -2562,10 +3136,7 @@
         <w:spacing w:after="90" w:line="290" w:lineRule="auto"/>
       </w:pPr>
       <w:r>
-        <w:t>Protótipo navegável: apresentação de um protótipo de alta fidelidade do site (anexo a este documento) para 6 usuários, coletando feedback sobre cla</w:t>
-      </w:r>
-      <w:r>
-        <w:t>reza da navegação e utilidade percebida das seções.</w:t>
+        <w:t>Protótipo navegável: apresentação de um protótipo de alta fidelidade do site (anexo a este documento) para 6 usuários, coletando feedback sobre clareza da navegação e utilidade percebida das seções.</w:t>
       </w:r>
     </w:p>
     <w:p>
@@ -2606,12 +3177,6 @@
         <w:gridCol w:w="4000"/>
       </w:tblGrid>
       <w:tr>
-        <w:tblPrEx>
-          <w:tblCellMar>
-            <w:top w:w="0" w:type="dxa"/>
-            <w:bottom w:w="0" w:type="dxa"/>
-          </w:tblCellMar>
-        </w:tblPrEx>
         <w:tc>
           <w:tcPr>
             <w:tcW w:w="5360" w:type="dxa"/>
@@ -2676,12 +3241,6 @@
         </w:tc>
       </w:tr>
       <w:tr>
-        <w:tblPrEx>
-          <w:tblCellMar>
-            <w:top w:w="0" w:type="dxa"/>
-            <w:bottom w:w="0" w:type="dxa"/>
-          </w:tblCellMar>
-        </w:tblPrEx>
         <w:tc>
           <w:tcPr>
             <w:tcW w:w="5360" w:type="dxa"/>
@@ -2705,7 +3264,23 @@
                 <w:sz w:val="20"/>
                 <w:szCs w:val="20"/>
               </w:rPr>
-              <w:t>Já enfrentou dificuldades com regularização do meliponário?</w:t>
+              <w:t xml:space="preserve">Já enfrentou dificuldades com regularização do </w:t>
+            </w:r>
+            <w:proofErr w:type="spellStart"/>
+            <w:r>
+              <w:rPr>
+                <w:sz w:val="20"/>
+                <w:szCs w:val="20"/>
+              </w:rPr>
+              <w:t>meliponário</w:t>
+            </w:r>
+            <w:proofErr w:type="spellEnd"/>
+            <w:r>
+              <w:rPr>
+                <w:sz w:val="20"/>
+                <w:szCs w:val="20"/>
+              </w:rPr>
+              <w:t>?</w:t>
             </w:r>
           </w:p>
         </w:tc>
@@ -2738,12 +3313,6 @@
         </w:tc>
       </w:tr>
       <w:tr>
-        <w:tblPrEx>
-          <w:tblCellMar>
-            <w:top w:w="0" w:type="dxa"/>
-            <w:bottom w:w="0" w:type="dxa"/>
-          </w:tblCellMar>
-        </w:tblPrEx>
         <w:tc>
           <w:tcPr>
             <w:tcW w:w="5360" w:type="dxa"/>
@@ -2800,12 +3369,6 @@
         </w:tc>
       </w:tr>
       <w:tr>
-        <w:tblPrEx>
-          <w:tblCellMar>
-            <w:top w:w="0" w:type="dxa"/>
-            <w:bottom w:w="0" w:type="dxa"/>
-          </w:tblCellMar>
-        </w:tblPrEx>
         <w:tc>
           <w:tcPr>
             <w:tcW w:w="5360" w:type="dxa"/>
@@ -2862,12 +3425,6 @@
         </w:tc>
       </w:tr>
       <w:tr>
-        <w:tblPrEx>
-          <w:tblCellMar>
-            <w:top w:w="0" w:type="dxa"/>
-            <w:bottom w:w="0" w:type="dxa"/>
-          </w:tblCellMar>
-        </w:tblPrEx>
         <w:tc>
           <w:tcPr>
             <w:tcW w:w="5360" w:type="dxa"/>
@@ -2924,12 +3481,6 @@
         </w:tc>
       </w:tr>
       <w:tr>
-        <w:tblPrEx>
-          <w:tblCellMar>
-            <w:top w:w="0" w:type="dxa"/>
-            <w:bottom w:w="0" w:type="dxa"/>
-          </w:tblCellMar>
-        </w:tblPrEx>
         <w:tc>
           <w:tcPr>
             <w:tcW w:w="5360" w:type="dxa"/>
@@ -2986,12 +3537,6 @@
         </w:tc>
       </w:tr>
       <w:tr>
-        <w:tblPrEx>
-          <w:tblCellMar>
-            <w:top w:w="0" w:type="dxa"/>
-            <w:bottom w:w="0" w:type="dxa"/>
-          </w:tblCellMar>
-        </w:tblPrEx>
         <w:tc>
           <w:tcPr>
             <w:tcW w:w="5360" w:type="dxa"/>
@@ -3015,14 +3560,7 @@
                 <w:sz w:val="20"/>
                 <w:szCs w:val="20"/>
               </w:rPr>
-              <w:t>Preferênc</w:t>
-            </w:r>
-            <w:r>
-              <w:rPr>
-                <w:sz w:val="20"/>
-                <w:szCs w:val="20"/>
-              </w:rPr>
-              <w:t>ia de formato</w:t>
+              <w:t>Preferência de formato</w:t>
             </w:r>
           </w:p>
         </w:tc>
@@ -3068,7 +3606,29 @@
           <w:sz w:val="18"/>
           <w:szCs w:val="18"/>
         </w:rPr>
-        <w:t>Figura 4 — Síntese da pesquisa quantitativa (18 respondentes, Google Forms)</w:t>
+        <w:t xml:space="preserve">Figura 4 — Síntese da pesquisa quantitativa (18 respondentes, Google </w:t>
+      </w:r>
+      <w:proofErr w:type="spellStart"/>
+      <w:r>
+        <w:rPr>
+          <w:i/>
+          <w:iCs/>
+          <w:color w:val="5C5248"/>
+          <w:sz w:val="18"/>
+          <w:szCs w:val="18"/>
+        </w:rPr>
+        <w:t>Forms</w:t>
+      </w:r>
+      <w:proofErr w:type="spellEnd"/>
+      <w:r>
+        <w:rPr>
+          <w:i/>
+          <w:iCs/>
+          <w:color w:val="5C5248"/>
+          <w:sz w:val="18"/>
+          <w:szCs w:val="18"/>
+        </w:rPr>
+        <w:t>)</w:t>
       </w:r>
     </w:p>
     <w:p>
@@ -3076,10 +3636,23 @@
         <w:spacing w:after="160" w:line="300" w:lineRule="auto"/>
       </w:pPr>
       <w:r>
-        <w:t>Os dados confirmam a relevância do problema (nota média 4,2 de 5) e validam o modelo freemium: a disposição média de pagamento (R$ 24,50) está alinhada ao valor planejado para o plano Pro (R$ 29,00/mês), considerando a margem para ajuste fino na precificaç</w:t>
-      </w:r>
-      <w:r>
-        <w:t>ão final.</w:t>
+        <w:t xml:space="preserve">Os dados confirmam a relevância do problema (nota média 4,2 de 5) e validam o modelo </w:t>
+      </w:r>
+      <w:proofErr w:type="spellStart"/>
+      <w:r>
+        <w:t>freemium</w:t>
+      </w:r>
+      <w:proofErr w:type="spellEnd"/>
+      <w:r>
+        <w:t xml:space="preserve">: a disposição média de pagamento (R$ 24,50) está alinhada ao valor planejado para o </w:t>
+      </w:r>
+      <w:proofErr w:type="gramStart"/>
+      <w:r>
+        <w:t>plano Pro</w:t>
+      </w:r>
+      <w:proofErr w:type="gramEnd"/>
+      <w:r>
+        <w:t xml:space="preserve"> (R$ 29,00/mês), considerando a margem para ajuste fino na precificação final.</w:t>
       </w:r>
     </w:p>
     <w:p>
@@ -3094,11 +3667,7 @@
         <w:spacing w:before="360"/>
       </w:pPr>
       <w:r>
-        <w:lastRenderedPageBreak/>
-        <w:t>7. Estraté</w:t>
-      </w:r>
-      <w:r>
-        <w:t>gia de precificação</w:t>
+        <w:t>7. Estratégia de precificação</w:t>
       </w:r>
     </w:p>
     <w:p>
@@ -3106,10 +3675,39 @@
         <w:spacing w:after="160" w:line="300" w:lineRule="auto"/>
       </w:pPr>
       <w:r>
-        <w:t>A Meliponá adota o modelo freemium: o acesso básico é gratuito, garantindo adoção em massa pela comunidade, enquanto recursos avançados ficam disponíveis no plano pago Meliponicultor Pro. Esse modelo foi escolhido por equilibrar barreir</w:t>
-      </w:r>
-      <w:r>
-        <w:t>a de entrada baixa (essencial em um nicho price-sensitive) com previsibilidade de receita recorrente (SaaS por assinatura).</w:t>
+        <w:t xml:space="preserve">A </w:t>
+      </w:r>
+      <w:proofErr w:type="spellStart"/>
+      <w:r>
+        <w:t>Meliponá</w:t>
+      </w:r>
+      <w:proofErr w:type="spellEnd"/>
+      <w:r>
+        <w:t xml:space="preserve"> adota o modelo </w:t>
+      </w:r>
+      <w:proofErr w:type="spellStart"/>
+      <w:r>
+        <w:t>freemium</w:t>
+      </w:r>
+      <w:proofErr w:type="spellEnd"/>
+      <w:r>
+        <w:t xml:space="preserve">: o acesso básico é gratuito, garantindo adoção em massa pela comunidade, enquanto recursos avançados ficam disponíveis no plano pago </w:t>
+      </w:r>
+      <w:proofErr w:type="spellStart"/>
+      <w:r>
+        <w:t>Meliponicultor</w:t>
+      </w:r>
+      <w:proofErr w:type="spellEnd"/>
+      <w:r>
+        <w:t xml:space="preserve"> Pro. Esse modelo foi escolhido por equilibrar barreira de entrada baixa (essencial em um nicho </w:t>
+      </w:r>
+      <w:proofErr w:type="spellStart"/>
+      <w:r>
+        <w:t>price-sensitive</w:t>
+      </w:r>
+      <w:proofErr w:type="spellEnd"/>
+      <w:r>
+        <w:t>) com previsibilidade de receita recorrente (SaaS por assinatura).</w:t>
       </w:r>
     </w:p>
     <w:p>
@@ -3143,12 +3741,6 @@
         <w:gridCol w:w="3120"/>
       </w:tblGrid>
       <w:tr>
-        <w:tblPrEx>
-          <w:tblCellMar>
-            <w:top w:w="0" w:type="dxa"/>
-            <w:bottom w:w="0" w:type="dxa"/>
-          </w:tblCellMar>
-        </w:tblPrEx>
         <w:tc>
           <w:tcPr>
             <w:tcW w:w="3120" w:type="dxa"/>
@@ -3199,6 +3791,7 @@
             <w:vAlign w:val="center"/>
           </w:tcPr>
           <w:p>
+            <w:proofErr w:type="spellStart"/>
             <w:r>
               <w:rPr>
                 <w:b/>
@@ -3207,29 +3800,9 @@
                 <w:sz w:val="20"/>
                 <w:szCs w:val="20"/>
               </w:rPr>
-              <w:t>Meliponicultor Pro</w:t>
-            </w:r>
-          </w:p>
-        </w:tc>
-        <w:tc>
-          <w:tcPr>
-            <w:tcW w:w="3120" w:type="dxa"/>
-            <w:tcBorders>
-              <w:top w:val="single" w:sz="2" w:space="0" w:color="D8CDB4"/>
-              <w:left w:val="single" w:sz="2" w:space="0" w:color="D8CDB4"/>
-              <w:bottom w:val="single" w:sz="2" w:space="0" w:color="D8CDB4"/>
-              <w:right w:val="single" w:sz="2" w:space="0" w:color="D8CDB4"/>
-            </w:tcBorders>
-            <w:shd w:val="clear" w:color="auto" w:fill="2B1B0F"/>
-            <w:tcMar>
-              <w:top w:w="100" w:type="dxa"/>
-              <w:left w:w="140" w:type="dxa"/>
-              <w:bottom w:w="100" w:type="dxa"/>
-              <w:right w:w="140" w:type="dxa"/>
-            </w:tcMar>
-            <w:vAlign w:val="center"/>
-          </w:tcPr>
-          <w:p>
+              <w:t>Meliponicultor</w:t>
+            </w:r>
+            <w:proofErr w:type="spellEnd"/>
             <w:r>
               <w:rPr>
                 <w:b/>
@@ -3238,18 +3811,43 @@
                 <w:sz w:val="20"/>
                 <w:szCs w:val="20"/>
               </w:rPr>
+              <w:t xml:space="preserve"> Pro</w:t>
+            </w:r>
+          </w:p>
+        </w:tc>
+        <w:tc>
+          <w:tcPr>
+            <w:tcW w:w="3120" w:type="dxa"/>
+            <w:tcBorders>
+              <w:top w:val="single" w:sz="2" w:space="0" w:color="D8CDB4"/>
+              <w:left w:val="single" w:sz="2" w:space="0" w:color="D8CDB4"/>
+              <w:bottom w:val="single" w:sz="2" w:space="0" w:color="D8CDB4"/>
+              <w:right w:val="single" w:sz="2" w:space="0" w:color="D8CDB4"/>
+            </w:tcBorders>
+            <w:shd w:val="clear" w:color="auto" w:fill="2B1B0F"/>
+            <w:tcMar>
+              <w:top w:w="100" w:type="dxa"/>
+              <w:left w:w="140" w:type="dxa"/>
+              <w:bottom w:w="100" w:type="dxa"/>
+              <w:right w:w="140" w:type="dxa"/>
+            </w:tcMar>
+            <w:vAlign w:val="center"/>
+          </w:tcPr>
+          <w:p>
+            <w:r>
+              <w:rPr>
+                <w:b/>
+                <w:bCs/>
+                <w:color w:val="FFFFFF"/>
+                <w:sz w:val="20"/>
+                <w:szCs w:val="20"/>
+              </w:rPr>
               <w:t>Associação</w:t>
             </w:r>
           </w:p>
         </w:tc>
       </w:tr>
       <w:tr>
-        <w:tblPrEx>
-          <w:tblCellMar>
-            <w:top w:w="0" w:type="dxa"/>
-            <w:bottom w:w="0" w:type="dxa"/>
-          </w:tblCellMar>
-        </w:tblPrEx>
         <w:tc>
           <w:tcPr>
             <w:tcW w:w="3120" w:type="dxa"/>
@@ -3288,8 +3886,17 @@
                 <w:sz w:val="20"/>
                 <w:szCs w:val="20"/>
               </w:rPr>
-              <w:t>Perfil de meliponicultor</w:t>
-            </w:r>
+              <w:t xml:space="preserve">Perfil de </w:t>
+            </w:r>
+            <w:proofErr w:type="spellStart"/>
+            <w:r>
+              <w:rPr>
+                <w:sz w:val="20"/>
+                <w:szCs w:val="20"/>
+              </w:rPr>
+              <w:t>meliponicultor</w:t>
+            </w:r>
+            <w:proofErr w:type="spellEnd"/>
           </w:p>
           <w:p>
             <w:pPr>
@@ -3312,8 +3919,17 @@
                 <w:sz w:val="20"/>
                 <w:szCs w:val="20"/>
               </w:rPr>
-              <w:t>Até 3 anúncios no marketplace</w:t>
-            </w:r>
+              <w:t xml:space="preserve">Até 3 anúncios no </w:t>
+            </w:r>
+            <w:proofErr w:type="spellStart"/>
+            <w:r>
+              <w:rPr>
+                <w:sz w:val="20"/>
+                <w:szCs w:val="20"/>
+              </w:rPr>
+              <w:t>marketplace</w:t>
+            </w:r>
+            <w:proofErr w:type="spellEnd"/>
           </w:p>
         </w:tc>
         <w:tc>
@@ -3444,8 +4060,17 @@
                 <w:sz w:val="20"/>
                 <w:szCs w:val="20"/>
               </w:rPr>
-              <w:t>Gestão de múltiplos meliponários</w:t>
-            </w:r>
+              <w:t xml:space="preserve">Gestão de múltiplos </w:t>
+            </w:r>
+            <w:proofErr w:type="spellStart"/>
+            <w:r>
+              <w:rPr>
+                <w:sz w:val="20"/>
+                <w:szCs w:val="20"/>
+              </w:rPr>
+              <w:t>meliponários</w:t>
+            </w:r>
+            <w:proofErr w:type="spellEnd"/>
           </w:p>
           <w:p>
             <w:pPr>
@@ -3456,14 +4081,7 @@
                 <w:sz w:val="20"/>
                 <w:szCs w:val="20"/>
               </w:rPr>
-              <w:t>Relatórios col</w:t>
-            </w:r>
-            <w:r>
-              <w:rPr>
-                <w:sz w:val="20"/>
-                <w:szCs w:val="20"/>
-              </w:rPr>
-              <w:t>etivos para órgãos públicos</w:t>
+              <w:t>Relatórios coletivos para órgãos públicos</w:t>
             </w:r>
           </w:p>
           <w:p>
@@ -3494,15 +4112,57 @@
           <w:sz w:val="18"/>
           <w:szCs w:val="18"/>
         </w:rPr>
-        <w:t>Figura 5 — Estrutura de planos freemium da Meliponá</w:t>
-      </w:r>
+        <w:t xml:space="preserve">Figura 5 — Estrutura de planos </w:t>
+      </w:r>
+      <w:proofErr w:type="spellStart"/>
+      <w:r>
+        <w:rPr>
+          <w:i/>
+          <w:iCs/>
+          <w:color w:val="5C5248"/>
+          <w:sz w:val="18"/>
+          <w:szCs w:val="18"/>
+        </w:rPr>
+        <w:t>freemium</w:t>
+      </w:r>
+      <w:proofErr w:type="spellEnd"/>
+      <w:r>
+        <w:rPr>
+          <w:i/>
+          <w:iCs/>
+          <w:color w:val="5C5248"/>
+          <w:sz w:val="18"/>
+          <w:szCs w:val="18"/>
+        </w:rPr>
+        <w:t xml:space="preserve"> da </w:t>
+      </w:r>
+      <w:proofErr w:type="spellStart"/>
+      <w:r>
+        <w:rPr>
+          <w:i/>
+          <w:iCs/>
+          <w:color w:val="5C5248"/>
+          <w:sz w:val="18"/>
+          <w:szCs w:val="18"/>
+        </w:rPr>
+        <w:t>Meliponá</w:t>
+      </w:r>
+      <w:proofErr w:type="spellEnd"/>
     </w:p>
     <w:p>
       <w:pPr>
         <w:pStyle w:val="Ttulo2"/>
       </w:pPr>
       <w:r>
-        <w:t>Simulação financeira (plano Meliponicultor Pro)</w:t>
+        <w:t xml:space="preserve">Simulação financeira (plano </w:t>
+      </w:r>
+      <w:proofErr w:type="spellStart"/>
+      <w:r>
+        <w:t>Meliponicultor</w:t>
+      </w:r>
+      <w:proofErr w:type="spellEnd"/>
+      <w:r>
+        <w:t xml:space="preserve"> Pro)</w:t>
       </w:r>
     </w:p>
     <w:tbl>
@@ -3527,12 +4187,6 @@
         <w:gridCol w:w="4000"/>
       </w:tblGrid>
       <w:tr>
-        <w:tblPrEx>
-          <w:tblCellMar>
-            <w:top w:w="0" w:type="dxa"/>
-            <w:bottom w:w="0" w:type="dxa"/>
-          </w:tblCellMar>
-        </w:tblPrEx>
         <w:tc>
           <w:tcPr>
             <w:tcW w:w="5360" w:type="dxa"/>
@@ -3597,12 +4251,6 @@
         </w:tc>
       </w:tr>
       <w:tr>
-        <w:tblPrEx>
-          <w:tblCellMar>
-            <w:top w:w="0" w:type="dxa"/>
-            <w:bottom w:w="0" w:type="dxa"/>
-          </w:tblCellMar>
-        </w:tblPrEx>
         <w:tc>
           <w:tcPr>
             <w:tcW w:w="5360" w:type="dxa"/>
@@ -3659,12 +4307,6 @@
         </w:tc>
       </w:tr>
       <w:tr>
-        <w:tblPrEx>
-          <w:tblCellMar>
-            <w:top w:w="0" w:type="dxa"/>
-            <w:bottom w:w="0" w:type="dxa"/>
-          </w:tblCellMar>
-        </w:tblPrEx>
         <w:tc>
           <w:tcPr>
             <w:tcW w:w="5360" w:type="dxa"/>
@@ -3721,12 +4363,6 @@
         </w:tc>
       </w:tr>
       <w:tr>
-        <w:tblPrEx>
-          <w:tblCellMar>
-            <w:top w:w="0" w:type="dxa"/>
-            <w:bottom w:w="0" w:type="dxa"/>
-          </w:tblCellMar>
-        </w:tblPrEx>
         <w:tc>
           <w:tcPr>
             <w:tcW w:w="5360" w:type="dxa"/>
@@ -3783,12 +4419,6 @@
         </w:tc>
       </w:tr>
       <w:tr>
-        <w:tblPrEx>
-          <w:tblCellMar>
-            <w:top w:w="0" w:type="dxa"/>
-            <w:bottom w:w="0" w:type="dxa"/>
-          </w:tblCellMar>
-        </w:tblPrEx>
         <w:tc>
           <w:tcPr>
             <w:tcW w:w="5360" w:type="dxa"/>
@@ -3845,12 +4475,6 @@
         </w:tc>
       </w:tr>
       <w:tr>
-        <w:tblPrEx>
-          <w:tblCellMar>
-            <w:top w:w="0" w:type="dxa"/>
-            <w:bottom w:w="0" w:type="dxa"/>
-          </w:tblCellMar>
-        </w:tblPrEx>
         <w:tc>
           <w:tcPr>
             <w:tcW w:w="5360" w:type="dxa"/>
@@ -3907,12 +4531,6 @@
         </w:tc>
       </w:tr>
       <w:tr>
-        <w:tblPrEx>
-          <w:tblCellMar>
-            <w:top w:w="0" w:type="dxa"/>
-            <w:bottom w:w="0" w:type="dxa"/>
-          </w:tblCellMar>
-        </w:tblPrEx>
         <w:tc>
           <w:tcPr>
             <w:tcW w:w="5360" w:type="dxa"/>
@@ -3984,100 +4602,9 @@
           <w:sz w:val="18"/>
           <w:szCs w:val="18"/>
         </w:rPr>
-        <w:t>Figura 6 — Simulação de custo + margem para o plano Pro</w:t>
-      </w:r>
-    </w:p>
-    <w:p>
-      <w:pPr>
-        <w:spacing w:after="160" w:line="300" w:lineRule="auto"/>
-      </w:pPr>
-      <w:r>
-        <w:t>O valor de R$ 29,00/mês também se aproxima do percebido pelos próprios usuários na pesquisa de validação (média de R$ 24,50), funcionando como ponto de partida a ser testado em um piloto comercial ant</w:t>
-      </w:r>
-      <w:r>
-        <w:t>es do lançamento definitivo.</w:t>
-      </w:r>
-    </w:p>
-    <w:p>
-      <w:pPr>
-        <w:pStyle w:val="Ttulo1"/>
-        <w:spacing w:before="360"/>
-      </w:pPr>
-      <w:r>
-        <w:t>8. Planejamento estratégico e metas SMART</w:t>
-      </w:r>
-    </w:p>
-    <w:p>
-      <w:pPr>
-        <w:spacing w:after="160" w:line="300" w:lineRule="auto"/>
-      </w:pPr>
-      <w:r>
-        <w:t>As metas a seguir orientam os primeiros 12 meses de operação da Meliponá.</w:t>
-      </w:r>
-    </w:p>
-    <w:p>
-      <w:pPr>
-        <w:pStyle w:val="Ttulo3"/>
-      </w:pPr>
-      <w:r>
-        <w:t>Meta 1 — Aquisição de usuários</w:t>
-      </w:r>
-    </w:p>
-    <w:p>
-      <w:pPr>
-        <w:spacing w:after="160" w:line="300" w:lineRule="auto"/>
-      </w:pPr>
-      <w:r>
-        <w:t xml:space="preserve">Atingir 500 meliponicultores cadastrados na plataforma na região de Joinville e </w:t>
-      </w:r>
-      <w:r>
-        <w:t>Norte de SC até 6 meses após o lançamento, por meio de parcerias com associações locais e presença em feiras regionais.</w:t>
-      </w:r>
-    </w:p>
-    <w:p>
-      <w:pPr>
-        <w:pStyle w:val="Ttulo3"/>
-      </w:pPr>
-      <w:r>
-        <w:lastRenderedPageBreak/>
-        <w:t>Meta 2 — Conversão para o plano pago</w:t>
-      </w:r>
-    </w:p>
-    <w:p>
-      <w:pPr>
-        <w:spacing w:after="160" w:line="300" w:lineRule="auto"/>
-      </w:pPr>
-      <w:r>
-        <w:t>Converter 15% da base de usuários ativos para o plano Meliponicultor Pro até 12 meses após o lançam</w:t>
-      </w:r>
-      <w:r>
-        <w:t>ento, equivalente a 75 assinantes pagantes considerando a meta de aquisição.</w:t>
-      </w:r>
-    </w:p>
-    <w:p>
-      <w:pPr>
-        <w:pStyle w:val="Ttulo3"/>
-      </w:pPr>
-      <w:r>
-        <w:t>Meta 3 — Marketplace</w:t>
-      </w:r>
-    </w:p>
-    <w:p>
-      <w:pPr>
-        <w:spacing w:after="160" w:line="300" w:lineRule="auto"/>
-      </w:pPr>
-      <w:r>
-        <w:t>Viabilizar 200 transações no marketplace local (vendas de mel, propólis e enxames) nos primeiros 9 meses de operação, com média de avaliação igual ou superior</w:t>
-      </w:r>
-      <w:r>
-        <w:t xml:space="preserve"> a 4,5 de 5 entre compradores.</w:t>
-      </w:r>
-    </w:p>
-    <w:p>
-      <w:pPr>
-        <w:spacing w:before="60" w:after="240"/>
-        <w:jc w:val="center"/>
-      </w:pPr>
+        <w:t xml:space="preserve">Figura 6 — Simulação de custo </w:t>
+      </w:r>
+      <w:proofErr w:type="gramStart"/>
       <w:r>
         <w:rPr>
           <w:i/>
@@ -4086,8 +4613,9 @@
           <w:sz w:val="18"/>
           <w:szCs w:val="18"/>
         </w:rPr>
-        <w:t>As três metas seguem o critério SMART: específicas (número e ação claros), mensuráveis (indicadores numéricos), alcançáveis (baseadas na validação com 18 respondentes), relevantes (ligadas a aquisição, monetização e tração) e</w:t>
-      </w:r>
+        <w:t>+</w:t>
+      </w:r>
+      <w:proofErr w:type="gramEnd"/>
       <w:r>
         <w:rPr>
           <w:i/>
@@ -4096,7 +4624,137 @@
           <w:sz w:val="18"/>
           <w:szCs w:val="18"/>
         </w:rPr>
-        <w:t xml:space="preserve"> temporais (prazos definidos).</w:t>
+        <w:t xml:space="preserve"> margem para o plano Pro</w:t>
+      </w:r>
+    </w:p>
+    <w:p>
+      <w:pPr>
+        <w:spacing w:after="160" w:line="300" w:lineRule="auto"/>
+      </w:pPr>
+      <w:r>
+        <w:t>O valor de R$ 29,00/mês também se aproxima do percebido pelos próprios usuários na pesquisa de validação (média de R$ 24,50), funcionando como ponto de partida a ser testado em um piloto comercial antes do lançamento definitivo.</w:t>
+      </w:r>
+    </w:p>
+    <w:p>
+      <w:pPr>
+        <w:pStyle w:val="Ttulo1"/>
+        <w:spacing w:before="360"/>
+      </w:pPr>
+      <w:r>
+        <w:t>8. Planejamento estratégico e metas SMART</w:t>
+      </w:r>
+    </w:p>
+    <w:p>
+      <w:pPr>
+        <w:spacing w:after="160" w:line="300" w:lineRule="auto"/>
+      </w:pPr>
+      <w:r>
+        <w:t xml:space="preserve">As metas a seguir orientam os primeiros 12 meses de operação da </w:t>
+      </w:r>
+      <w:proofErr w:type="spellStart"/>
+      <w:r>
+        <w:t>Meliponá</w:t>
+      </w:r>
+      <w:proofErr w:type="spellEnd"/>
+      <w:r>
+        <w:t>.</w:t>
+      </w:r>
+    </w:p>
+    <w:p>
+      <w:pPr>
+        <w:pStyle w:val="Ttulo3"/>
+      </w:pPr>
+      <w:r>
+        <w:lastRenderedPageBreak/>
+        <w:t>Meta 1 — Aquisição de usuários</w:t>
+      </w:r>
+    </w:p>
+    <w:p>
+      <w:pPr>
+        <w:spacing w:after="160" w:line="300" w:lineRule="auto"/>
+      </w:pPr>
+      <w:r>
+        <w:t xml:space="preserve">Atingir 500 </w:t>
+      </w:r>
+      <w:proofErr w:type="spellStart"/>
+      <w:r>
+        <w:t>meliponicultores</w:t>
+      </w:r>
+      <w:proofErr w:type="spellEnd"/>
+      <w:r>
+        <w:t xml:space="preserve"> cadastrados na plataforma na região de Joinville e Norte de SC até 6 meses após o lançamento, por meio de parcerias com associações locais e presença em feiras regionais.</w:t>
+      </w:r>
+    </w:p>
+    <w:p>
+      <w:pPr>
+        <w:pStyle w:val="Ttulo3"/>
+      </w:pPr>
+      <w:r>
+        <w:t>Meta 2 — Conversão para o plano pago</w:t>
+      </w:r>
+    </w:p>
+    <w:p>
+      <w:pPr>
+        <w:spacing w:after="160" w:line="300" w:lineRule="auto"/>
+      </w:pPr>
+      <w:r>
+        <w:t xml:space="preserve">Converter 15% da base de usuários ativos para o plano </w:t>
+      </w:r>
+      <w:proofErr w:type="spellStart"/>
+      <w:r>
+        <w:t>Meliponicultor</w:t>
+      </w:r>
+      <w:proofErr w:type="spellEnd"/>
+      <w:r>
+        <w:t xml:space="preserve"> Pro até 12 meses após o lançamento, equivalente a 75 assinantes pagantes considerando a meta de aquisição.</w:t>
+      </w:r>
+    </w:p>
+    <w:p>
+      <w:pPr>
+        <w:pStyle w:val="Ttulo3"/>
+      </w:pPr>
+      <w:r>
+        <w:t>Meta 3 — Marketplace</w:t>
+      </w:r>
+    </w:p>
+    <w:p>
+      <w:pPr>
+        <w:spacing w:after="160" w:line="300" w:lineRule="auto"/>
+      </w:pPr>
+      <w:r>
+        <w:t xml:space="preserve">Viabilizar 200 transações no </w:t>
+      </w:r>
+      <w:proofErr w:type="spellStart"/>
+      <w:r>
+        <w:t>marketplace</w:t>
+      </w:r>
+      <w:proofErr w:type="spellEnd"/>
+      <w:r>
+        <w:t xml:space="preserve"> local (vendas de mel, </w:t>
+      </w:r>
+      <w:proofErr w:type="spellStart"/>
+      <w:r>
+        <w:t>propólis</w:t>
+      </w:r>
+      <w:proofErr w:type="spellEnd"/>
+      <w:r>
+        <w:t xml:space="preserve"> e enxames) nos primeiros 9 meses de operação, com média de avaliação igual ou superior a 4,5 de 5 entre compradores.</w:t>
+      </w:r>
+    </w:p>
+    <w:p>
+      <w:pPr>
+        <w:spacing w:before="60" w:after="240"/>
+        <w:jc w:val="center"/>
+      </w:pPr>
+      <w:r>
+        <w:rPr>
+          <w:i/>
+          <w:iCs/>
+          <w:color w:val="5C5248"/>
+          <w:sz w:val="18"/>
+          <w:szCs w:val="18"/>
+        </w:rPr>
+        <w:t>As três metas seguem o critério SMART: específicas (número e ação claros), mensuráveis (indicadores numéricos), alcançáveis (baseadas na validação com 18 respondentes), relevantes (ligadas a aquisição, monetização e tração) e temporais (prazos definidos).</w:t>
       </w:r>
     </w:p>
     <w:p>
@@ -4126,7 +4784,23 @@
         <w:spacing w:after="90" w:line="290" w:lineRule="auto"/>
       </w:pPr>
       <w:r>
-        <w:t>Instagram e Facebook: conteúdo educativo sobre manejo de abelhas nativas e divulgação de cases de meliponicultores da plataforma.</w:t>
+        <w:t xml:space="preserve">Instagram e </w:t>
+      </w:r>
+      <w:proofErr w:type="spellStart"/>
+      <w:r>
+        <w:t>Facebook</w:t>
+      </w:r>
+      <w:proofErr w:type="spellEnd"/>
+      <w:r>
+        <w:t xml:space="preserve">: conteúdo educativo sobre manejo de abelhas nativas e divulgação de cases de </w:t>
+      </w:r>
+      <w:proofErr w:type="spellStart"/>
+      <w:r>
+        <w:t>meliponicultores</w:t>
+      </w:r>
+      <w:proofErr w:type="spellEnd"/>
+      <w:r>
+        <w:t xml:space="preserve"> da plataforma.</w:t>
       </w:r>
     </w:p>
     <w:p>
@@ -4139,7 +4813,15 @@
         <w:spacing w:after="90" w:line="290" w:lineRule="auto"/>
       </w:pPr>
       <w:r>
-        <w:t>SEO local: otimização para buscas como "licença meliponário Joinville" e "como criar abelha jataí", capturando tráfego orgânico de quem já busca essas dúvidas.</w:t>
+        <w:t xml:space="preserve">SEO local: otimização para buscas como "licença </w:t>
+      </w:r>
+      <w:proofErr w:type="spellStart"/>
+      <w:r>
+        <w:t>meliponário</w:t>
+      </w:r>
+      <w:proofErr w:type="spellEnd"/>
+      <w:r>
+        <w:t xml:space="preserve"> Joinville" e "como criar abelha jataí", capturando tráfego orgânico de quem já busca essas dúvidas.</w:t>
       </w:r>
     </w:p>
     <w:p>
@@ -4152,7 +4834,15 @@
         <w:spacing w:after="90" w:line="290" w:lineRule="auto"/>
       </w:pPr>
       <w:r>
-        <w:t>E-mail marketing: newsletter mensal com atualizações de legislação e destaques do marketplace.</w:t>
+        <w:t xml:space="preserve">E-mail marketing: newsletter mensal com atualizações de legislação e destaques do </w:t>
+      </w:r>
+      <w:proofErr w:type="spellStart"/>
+      <w:r>
+        <w:t>marketplace</w:t>
+      </w:r>
+      <w:proofErr w:type="spellEnd"/>
+      <w:r>
+        <w:t>.</w:t>
       </w:r>
     </w:p>
     <w:p>
@@ -4165,10 +4855,15 @@
         <w:spacing w:after="90" w:line="290" w:lineRule="auto"/>
       </w:pPr>
       <w:r>
-        <w:t>P</w:t>
-      </w:r>
-      <w:r>
-        <w:t>arcerias institucionais: associações de meliponicultores e secretarias de meio ambiente como canal de divulgação direta.</w:t>
+        <w:t xml:space="preserve">Parcerias institucionais: associações de </w:t>
+      </w:r>
+      <w:proofErr w:type="spellStart"/>
+      <w:r>
+        <w:t>meliponicultores</w:t>
+      </w:r>
+      <w:proofErr w:type="spellEnd"/>
+      <w:r>
+        <w:t xml:space="preserve"> e secretarias de meio ambiente como canal de divulgação direta.</w:t>
       </w:r>
     </w:p>
     <w:p>
@@ -4200,12 +4895,6 @@
         <w:gridCol w:w="9360"/>
       </w:tblGrid>
       <w:tr>
-        <w:tblPrEx>
-          <w:tblCellMar>
-            <w:top w:w="0" w:type="dxa"/>
-            <w:bottom w:w="0" w:type="dxa"/>
-          </w:tblCellMar>
-        </w:tblPrEx>
         <w:tc>
           <w:tcPr>
             <w:tcW w:w="9360" w:type="dxa"/>
@@ -4227,19 +4916,37 @@
             <w:pPr>
               <w:spacing w:after="100"/>
             </w:pPr>
+            <w:proofErr w:type="gramStart"/>
             <w:r>
               <w:rPr>
                 <w:b/>
                 <w:bCs/>
               </w:rPr>
-              <w:t>🐝</w:t>
-            </w:r>
+              <w:t>🐝 Seu</w:t>
+            </w:r>
+            <w:proofErr w:type="gramEnd"/>
             <w:r>
               <w:rPr>
                 <w:b/>
                 <w:bCs/>
               </w:rPr>
-              <w:t xml:space="preserve"> Seu meliponário está em dia com a lei?</w:t>
+              <w:t xml:space="preserve"> </w:t>
+            </w:r>
+            <w:proofErr w:type="spellStart"/>
+            <w:r>
+              <w:rPr>
+                <w:b/>
+                <w:bCs/>
+              </w:rPr>
+              <w:t>meliponário</w:t>
+            </w:r>
+            <w:proofErr w:type="spellEnd"/>
+            <w:r>
+              <w:rPr>
+                <w:b/>
+                <w:bCs/>
+              </w:rPr>
+              <w:t xml:space="preserve"> está em dia com a lei?</w:t>
             </w:r>
           </w:p>
           <w:p>
@@ -4251,14 +4958,7 @@
                 <w:sz w:val="21"/>
                 <w:szCs w:val="21"/>
               </w:rPr>
-              <w:t>Muitos criadores de abelhas sem ferrão em Joinville não sabem p</w:t>
-            </w:r>
-            <w:r>
-              <w:rPr>
-                <w:sz w:val="21"/>
-                <w:szCs w:val="21"/>
-              </w:rPr>
-              <w:t>or onde começar a regularização — e acabam arriscando multa sem saber.</w:t>
+              <w:t>Muitos criadores de abelhas sem ferrão em Joinville não sabem por onde começar a regularização — e acabam arriscando multa sem saber.</w:t>
             </w:r>
           </w:p>
           <w:p>
@@ -4270,10 +4970,43 @@
                 <w:sz w:val="21"/>
                 <w:szCs w:val="21"/>
               </w:rPr>
-              <w:t>Na Meliponá, você encontra a legislação explicada em linguagem simples, conecta-se com outros meliponicultores da região e ainda vende seu mel direto para quem está pertinho de você.</w:t>
-            </w:r>
-          </w:p>
-          <w:p>
+              <w:t xml:space="preserve">Na </w:t>
+            </w:r>
+            <w:proofErr w:type="spellStart"/>
+            <w:r>
+              <w:rPr>
+                <w:sz w:val="21"/>
+                <w:szCs w:val="21"/>
+              </w:rPr>
+              <w:t>Meliponá</w:t>
+            </w:r>
+            <w:proofErr w:type="spellEnd"/>
+            <w:r>
+              <w:rPr>
+                <w:sz w:val="21"/>
+                <w:szCs w:val="21"/>
+              </w:rPr>
+              <w:t xml:space="preserve">, você encontra a legislação explicada em linguagem simples, conecta-se com outros </w:t>
+            </w:r>
+            <w:proofErr w:type="spellStart"/>
+            <w:r>
+              <w:rPr>
+                <w:sz w:val="21"/>
+                <w:szCs w:val="21"/>
+              </w:rPr>
+              <w:t>meliponicultores</w:t>
+            </w:r>
+            <w:proofErr w:type="spellEnd"/>
+            <w:r>
+              <w:rPr>
+                <w:sz w:val="21"/>
+                <w:szCs w:val="21"/>
+              </w:rPr>
+              <w:t xml:space="preserve"> da região e ainda vende seu mel direto para quem está pertinho de você.</w:t>
+            </w:r>
+          </w:p>
+          <w:p>
+            <w:proofErr w:type="gramStart"/>
             <w:r>
               <w:rPr>
                 <w:b/>
@@ -4282,8 +5015,9 @@
                 <w:sz w:val="21"/>
                 <w:szCs w:val="21"/>
               </w:rPr>
-              <w:t>👉</w:t>
-            </w:r>
+              <w:t>👉 Cadastre-se</w:t>
+            </w:r>
+            <w:proofErr w:type="gramEnd"/>
             <w:r>
               <w:rPr>
                 <w:b/>
@@ -4292,7 +5026,29 @@
                 <w:sz w:val="21"/>
                 <w:szCs w:val="21"/>
               </w:rPr>
-              <w:t xml:space="preserve"> Cadastre-se gratuitamente e faça parte da comunidade. Link na bio.</w:t>
+              <w:t xml:space="preserve"> gratuitamente e faça parte da comunidade. Link na </w:t>
+            </w:r>
+            <w:proofErr w:type="spellStart"/>
+            <w:r>
+              <w:rPr>
+                <w:b/>
+                <w:bCs/>
+                <w:color w:val="9C5C1A"/>
+                <w:sz w:val="21"/>
+                <w:szCs w:val="21"/>
+              </w:rPr>
+              <w:t>bio</w:t>
+            </w:r>
+            <w:proofErr w:type="spellEnd"/>
+            <w:r>
+              <w:rPr>
+                <w:b/>
+                <w:bCs/>
+                <w:color w:val="9C5C1A"/>
+                <w:sz w:val="21"/>
+                <w:szCs w:val="21"/>
+              </w:rPr>
+              <w:t>.</w:t>
             </w:r>
           </w:p>
         </w:tc>
@@ -4302,8 +5058,6 @@
       <w:pPr>
         <w:spacing w:before="60" w:after="240"/>
         <w:jc w:val="center"/>
-      </w:pPr>
-      <w:r>
         <w:rPr>
           <w:i/>
           <w:iCs/>
@@ -4311,8 +5065,71 @@
           <w:sz w:val="18"/>
           <w:szCs w:val="18"/>
         </w:rPr>
-        <w:t>Figura 7 — Simulação de post promocional para redes sociais (Instagram/Facebook)</w:t>
-      </w:r>
+      </w:pPr>
+      <w:r>
+        <w:rPr>
+          <w:i/>
+          <w:iCs/>
+          <w:color w:val="5C5248"/>
+          <w:sz w:val="18"/>
+          <w:szCs w:val="18"/>
+        </w:rPr>
+        <w:t>Figura 7 — Simulação de post promocional para redes sociais (Instagram/</w:t>
+      </w:r>
+      <w:proofErr w:type="spellStart"/>
+      <w:r>
+        <w:rPr>
+          <w:i/>
+          <w:iCs/>
+          <w:color w:val="5C5248"/>
+          <w:sz w:val="18"/>
+          <w:szCs w:val="18"/>
+        </w:rPr>
+        <w:t>Facebook</w:t>
+      </w:r>
+      <w:proofErr w:type="spellEnd"/>
+      <w:r>
+        <w:rPr>
+          <w:i/>
+          <w:iCs/>
+          <w:color w:val="5C5248"/>
+          <w:sz w:val="18"/>
+          <w:szCs w:val="18"/>
+        </w:rPr>
+        <w:t>)</w:t>
+      </w:r>
+    </w:p>
+    <w:p>
+      <w:pPr>
+        <w:spacing w:before="60" w:after="240"/>
+        <w:jc w:val="center"/>
+        <w:rPr>
+          <w:i/>
+          <w:iCs/>
+          <w:color w:val="5C5248"/>
+          <w:sz w:val="18"/>
+          <w:szCs w:val="18"/>
+        </w:rPr>
+      </w:pPr>
+    </w:p>
+    <w:p>
+      <w:pPr>
+        <w:spacing w:before="60" w:after="240"/>
+        <w:jc w:val="center"/>
+        <w:rPr>
+          <w:i/>
+          <w:iCs/>
+          <w:color w:val="5C5248"/>
+          <w:sz w:val="18"/>
+          <w:szCs w:val="18"/>
+        </w:rPr>
+      </w:pPr>
+    </w:p>
+    <w:p>
+      <w:pPr>
+        <w:spacing w:before="60" w:after="240"/>
+        <w:jc w:val="center"/>
+      </w:pPr>
     </w:p>
     <w:p>
       <w:pPr>
@@ -4320,6 +5137,7 @@
         <w:spacing w:before="360"/>
       </w:pPr>
       <w:r>
+        <w:lastRenderedPageBreak/>
         <w:t>10. Aspectos legais e propriedade intelectual (bônus)</w:t>
       </w:r>
     </w:p>
@@ -4336,10 +5154,23 @@
         <w:spacing w:after="160" w:line="300" w:lineRule="auto"/>
       </w:pPr>
       <w:r>
-        <w:t>A Meliponá adota um modelo de software proprietário para a plataforma (código-fonte fechado, sob titularidade da startup), enquanto o conteúdo informativo sobre legislação é disponibilizado em licença aberta (leitura livre), incentivando o acesso à informa</w:t>
-      </w:r>
-      <w:r>
-        <w:t>ção de interesse público sem comprometer a propriedade intelectual do software em si.</w:t>
+        <w:t xml:space="preserve">A </w:t>
+      </w:r>
+      <w:proofErr w:type="spellStart"/>
+      <w:r>
+        <w:t>Meliponá</w:t>
+      </w:r>
+      <w:proofErr w:type="spellEnd"/>
+      <w:r>
+        <w:t xml:space="preserve"> adota um modelo de software proprietário para a plataforma (código-fonte fechado, sob titularidade </w:t>
+      </w:r>
+      <w:proofErr w:type="gramStart"/>
+      <w:r>
+        <w:t>da startup</w:t>
+      </w:r>
+      <w:proofErr w:type="gramEnd"/>
+      <w:r>
+        <w:t>), enquanto o conteúdo informativo sobre legislação é disponibilizado em licença aberta (leitura livre), incentivando o acesso à informação de interesse público sem comprometer a propriedade intelectual do software em si.</w:t>
       </w:r>
     </w:p>
     <w:p>
@@ -4347,7 +5178,6 @@
         <w:pStyle w:val="Ttulo2"/>
       </w:pPr>
       <w:r>
-        <w:lastRenderedPageBreak/>
         <w:t>Simulação de contrato de prestação de serviço (resumo)</w:t>
       </w:r>
     </w:p>
@@ -4356,10 +5186,23 @@
         <w:spacing w:after="160" w:line="300" w:lineRule="auto"/>
       </w:pPr>
       <w:r>
-        <w:t>Contrato firmado entre a Meliponá ("Contratada") e o usuário do plano Meliponicultor Pro ("Contratante") para prest</w:t>
-      </w:r>
-      <w:r>
-        <w:t>ação de serviço de assinatura de plataforma digital.</w:t>
+        <w:t xml:space="preserve">Contrato firmado entre a </w:t>
+      </w:r>
+      <w:proofErr w:type="spellStart"/>
+      <w:r>
+        <w:t>Meliponá</w:t>
+      </w:r>
+      <w:proofErr w:type="spellEnd"/>
+      <w:r>
+        <w:t xml:space="preserve"> ("Contratada") e o usuário do plano </w:t>
+      </w:r>
+      <w:proofErr w:type="spellStart"/>
+      <w:r>
+        <w:t>Meliponicultor</w:t>
+      </w:r>
+      <w:proofErr w:type="spellEnd"/>
+      <w:r>
+        <w:t xml:space="preserve"> Pro ("Contratante") para prestação de serviço de assinatura de plataforma digital.</w:t>
       </w:r>
     </w:p>
     <w:p>
@@ -4372,7 +5215,23 @@
         <w:spacing w:after="90" w:line="290" w:lineRule="auto"/>
       </w:pPr>
       <w:r>
-        <w:t>Objeto: acesso aos recursos do plano Meliponicultor Pro, incluindo marketplace ilimitado, relatórios de manejo e assistente de IA.</w:t>
+        <w:t xml:space="preserve">Objeto: acesso aos recursos do plano </w:t>
+      </w:r>
+      <w:proofErr w:type="spellStart"/>
+      <w:r>
+        <w:t>Meliponicultor</w:t>
+      </w:r>
+      <w:proofErr w:type="spellEnd"/>
+      <w:r>
+        <w:t xml:space="preserve"> Pro, incluindo </w:t>
+      </w:r>
+      <w:proofErr w:type="spellStart"/>
+      <w:r>
+        <w:t>marketplace</w:t>
+      </w:r>
+      <w:proofErr w:type="spellEnd"/>
+      <w:r>
+        <w:t xml:space="preserve"> ilimitado, relatórios de manejo e assistente de IA.</w:t>
       </w:r>
     </w:p>
     <w:p>
@@ -4411,10 +5270,7 @@
         <w:spacing w:after="90" w:line="290" w:lineRule="auto"/>
       </w:pPr>
       <w:r>
-        <w:t>Responsabilidades da Contratada: manter a plataforma disponível, atualizar o conteúdo</w:t>
-      </w:r>
-      <w:r>
-        <w:t xml:space="preserve"> legal e garantir suporte técnico em até 48 horas.</w:t>
+        <w:t>Responsabilidades da Contratada: manter a plataforma disponível, atualizar o conteúdo legal e garantir suporte técnico em até 48 horas.</w:t>
       </w:r>
     </w:p>
     <w:p>
@@ -4427,7 +5283,15 @@
         <w:spacing w:after="90" w:line="290" w:lineRule="auto"/>
       </w:pPr>
       <w:r>
-        <w:t>Responsabilidades do Contratante: fornecer informações verídicas em seu perfil e anúncios, respeitando os termos de uso do marketplace.</w:t>
+        <w:t xml:space="preserve">Responsabilidades do Contratante: fornecer informações verídicas em seu perfil e anúncios, respeitando os termos de uso do </w:t>
+      </w:r>
+      <w:proofErr w:type="spellStart"/>
+      <w:r>
+        <w:t>marketplace</w:t>
+      </w:r>
+      <w:proofErr w:type="spellEnd"/>
+      <w:r>
+        <w:t>.</w:t>
       </w:r>
     </w:p>
     <w:p>
@@ -4440,10 +5304,7 @@
         <w:spacing w:after="90" w:line="290" w:lineRule="auto"/>
       </w:pPr>
       <w:r>
-        <w:t>Rescisão: qualquer parte pode rescindir o contrato a qualquer momento</w:t>
-      </w:r>
-      <w:r>
-        <w:t>, sem multa, mediante aviso pela própria plataforma.</w:t>
+        <w:t>Rescisão: qualquer parte pode rescindir o contrato a qualquer momento, sem multa, mediante aviso pela própria plataforma.</w:t>
       </w:r>
     </w:p>
     <w:p>
@@ -4459,10 +5320,15 @@
         <w:spacing w:after="160" w:line="300" w:lineRule="auto"/>
       </w:pPr>
       <w:r>
-        <w:t>Acordo firmado entre os sócios fundadores da Meliponá e eventuais investidores, parceiros institucionais ou desenvolvedores externos durante a fase de validaçã</w:t>
-      </w:r>
-      <w:r>
-        <w:t>o e captação.</w:t>
+        <w:t xml:space="preserve">Acordo firmado entre os sócios fundadores da </w:t>
+      </w:r>
+      <w:proofErr w:type="spellStart"/>
+      <w:r>
+        <w:t>Meliponá</w:t>
+      </w:r>
+      <w:proofErr w:type="spellEnd"/>
+      <w:r>
+        <w:t xml:space="preserve"> e eventuais investidores, parceiros institucionais ou desenvolvedores externos durante a fase de validação e captação.</w:t>
       </w:r>
     </w:p>
     <w:p>
@@ -4475,7 +5341,15 @@
         <w:spacing w:after="90" w:line="290" w:lineRule="auto"/>
       </w:pPr>
       <w:r>
-        <w:t>Partes: Meliponá (Divulgadora) e parte receptora (investidor, parceiro ou prestador de serviço).</w:t>
+        <w:t xml:space="preserve">Partes: </w:t>
+      </w:r>
+      <w:proofErr w:type="spellStart"/>
+      <w:r>
+        <w:t>Meliponá</w:t>
+      </w:r>
+      <w:proofErr w:type="spellEnd"/>
+      <w:r>
+        <w:t xml:space="preserve"> (Divulgadora) e parte receptora (investidor, parceiro ou prestador de serviço).</w:t>
       </w:r>
     </w:p>
     <w:p>
@@ -4488,10 +5362,15 @@
         <w:spacing w:after="90" w:line="290" w:lineRule="auto"/>
       </w:pPr>
       <w:r>
-        <w:t>Objeto: informações confidenciais compartilhadas incluem dados de usuários, modelo de precificação, roadmap de produto e resultados da pesquisa d</w:t>
-      </w:r>
-      <w:r>
-        <w:t>e validação.</w:t>
+        <w:t xml:space="preserve">Objeto: informações confidenciais compartilhadas incluem dados de usuários, modelo de precificação, </w:t>
+      </w:r>
+      <w:proofErr w:type="spellStart"/>
+      <w:r>
+        <w:t>roadmap</w:t>
+      </w:r>
+      <w:proofErr w:type="spellEnd"/>
+      <w:r>
+        <w:t xml:space="preserve"> de produto e resultados da pesquisa de validação.</w:t>
       </w:r>
     </w:p>
     <w:p>
@@ -4517,11 +5396,23 @@
         <w:spacing w:after="90" w:line="290" w:lineRule="auto"/>
       </w:pPr>
       <w:r>
-        <w:t>Exceções: informações já públicas ou obtidas de forma independe</w:t>
-      </w:r>
-      <w:r>
-        <w:t>nte não são cobertas pelo acordo.</w:t>
-      </w:r>
+        <w:t>Exceções: informações já públicas ou obtidas de forma independente não são cobertas pelo acordo.</w:t>
+      </w:r>
+    </w:p>
+    <w:p>
+      <w:pPr>
+        <w:spacing w:after="90" w:line="290" w:lineRule="auto"/>
+      </w:pPr>
+    </w:p>
+    <w:p>
+      <w:pPr>
+        <w:spacing w:after="90" w:line="290" w:lineRule="auto"/>
+      </w:pPr>
+    </w:p>
+    <w:p>
+      <w:pPr>
+        <w:spacing w:after="90" w:line="290" w:lineRule="auto"/>
+      </w:pPr>
     </w:p>
     <w:p>
       <w:pPr>
@@ -4529,6 +5420,7 @@
         <w:spacing w:before="360"/>
       </w:pPr>
       <w:r>
+        <w:lastRenderedPageBreak/>
         <w:t>11. Gestão do projeto</w:t>
       </w:r>
     </w:p>
@@ -4537,18 +5429,36 @@
         <w:pStyle w:val="Ttulo2"/>
       </w:pPr>
       <w:r>
-        <w:t>Metodologia ágil escolhida: Scrum</w:t>
-      </w:r>
+        <w:t xml:space="preserve">Metodologia ágil escolhida: </w:t>
+      </w:r>
+      <w:proofErr w:type="spellStart"/>
+      <w:r>
+        <w:t>Scrum</w:t>
+      </w:r>
+      <w:proofErr w:type="spellEnd"/>
     </w:p>
     <w:p>
       <w:pPr>
         <w:spacing w:after="160" w:line="300" w:lineRule="auto"/>
       </w:pPr>
       <w:r>
-        <w:t>A equipe adota Scrum com sprints de 1 semana, adequado ao prazo de 2 semanas do desafio e à necessidade de entregas incrementais e visíveis (protótipo do site, docume</w:t>
-      </w:r>
-      <w:r>
-        <w:t>nto, pesquisa de validação).</w:t>
+        <w:t xml:space="preserve">A equipe adota </w:t>
+      </w:r>
+      <w:proofErr w:type="spellStart"/>
+      <w:r>
+        <w:t>Scrum</w:t>
+      </w:r>
+      <w:proofErr w:type="spellEnd"/>
+      <w:r>
+        <w:t xml:space="preserve"> com </w:t>
+      </w:r>
+      <w:proofErr w:type="spellStart"/>
+      <w:r>
+        <w:t>sprints</w:t>
+      </w:r>
+      <w:proofErr w:type="spellEnd"/>
+      <w:r>
+        <w:t xml:space="preserve"> de 1 semana, adequado ao prazo de 2 semanas do desafio e à necessidade de entregas incrementais e visíveis (protótipo do site, documento, pesquisa de validação).</w:t>
       </w:r>
     </w:p>
     <w:p>
@@ -4581,12 +5491,6 @@
         <w:gridCol w:w="6240"/>
       </w:tblGrid>
       <w:tr>
-        <w:tblPrEx>
-          <w:tblCellMar>
-            <w:top w:w="0" w:type="dxa"/>
-            <w:bottom w:w="0" w:type="dxa"/>
-          </w:tblCellMar>
-        </w:tblPrEx>
         <w:tc>
           <w:tcPr>
             <w:tcW w:w="3120" w:type="dxa"/>
@@ -4651,12 +5555,6 @@
         </w:tc>
       </w:tr>
       <w:tr>
-        <w:tblPrEx>
-          <w:tblCellMar>
-            <w:top w:w="0" w:type="dxa"/>
-            <w:bottom w:w="0" w:type="dxa"/>
-          </w:tblCellMar>
-        </w:tblPrEx>
         <w:tc>
           <w:tcPr>
             <w:tcW w:w="3120" w:type="dxa"/>
@@ -4675,6 +5573,7 @@
             </w:tcMar>
           </w:tcPr>
           <w:p>
+            <w:proofErr w:type="spellStart"/>
             <w:r>
               <w:rPr>
                 <w:b/>
@@ -4682,7 +5581,37 @@
                 <w:sz w:val="20"/>
                 <w:szCs w:val="20"/>
               </w:rPr>
-              <w:t xml:space="preserve">Product Owner </w:t>
+              <w:t>Product</w:t>
+            </w:r>
+            <w:proofErr w:type="spellEnd"/>
+            <w:r>
+              <w:rPr>
+                <w:b/>
+                <w:bCs/>
+                <w:sz w:val="20"/>
+                <w:szCs w:val="20"/>
+              </w:rPr>
+              <w:t xml:space="preserve"> </w:t>
+            </w:r>
+            <w:proofErr w:type="spellStart"/>
+            <w:r>
+              <w:rPr>
+                <w:b/>
+                <w:bCs/>
+                <w:sz w:val="20"/>
+                <w:szCs w:val="20"/>
+              </w:rPr>
+              <w:t>Owner</w:t>
+            </w:r>
+            <w:proofErr w:type="spellEnd"/>
+            <w:r>
+              <w:rPr>
+                <w:b/>
+                <w:bCs/>
+                <w:sz w:val="20"/>
+                <w:szCs w:val="20"/>
+              </w:rPr>
+              <w:t xml:space="preserve"> </w:t>
             </w:r>
           </w:p>
         </w:tc>
@@ -4709,18 +5638,28 @@
                 <w:sz w:val="20"/>
                 <w:szCs w:val="20"/>
               </w:rPr>
-              <w:t>define prioridades do backlog, valida entregas com base na pesquisa de usuários e representa a visão de negócio.</w:t>
+              <w:t xml:space="preserve">define prioridades do </w:t>
+            </w:r>
+            <w:proofErr w:type="spellStart"/>
+            <w:r>
+              <w:rPr>
+                <w:sz w:val="20"/>
+                <w:szCs w:val="20"/>
+              </w:rPr>
+              <w:t>backlog</w:t>
+            </w:r>
+            <w:proofErr w:type="spellEnd"/>
+            <w:r>
+              <w:rPr>
+                <w:sz w:val="20"/>
+                <w:szCs w:val="20"/>
+              </w:rPr>
+              <w:t>, valida entregas com base na pesquisa de usuários e representa a visão de negócio.</w:t>
             </w:r>
           </w:p>
         </w:tc>
       </w:tr>
       <w:tr>
-        <w:tblPrEx>
-          <w:tblCellMar>
-            <w:top w:w="0" w:type="dxa"/>
-            <w:bottom w:w="0" w:type="dxa"/>
-          </w:tblCellMar>
-        </w:tblPrEx>
         <w:tc>
           <w:tcPr>
             <w:tcW w:w="3120" w:type="dxa"/>
@@ -4739,6 +5678,7 @@
             </w:tcMar>
           </w:tcPr>
           <w:p>
+            <w:proofErr w:type="spellStart"/>
             <w:r>
               <w:rPr>
                 <w:b/>
@@ -4746,7 +5686,17 @@
                 <w:sz w:val="20"/>
                 <w:szCs w:val="20"/>
               </w:rPr>
-              <w:t>Scrum Master</w:t>
+              <w:t>Scrum</w:t>
+            </w:r>
+            <w:proofErr w:type="spellEnd"/>
+            <w:r>
+              <w:rPr>
+                <w:b/>
+                <w:bCs/>
+                <w:sz w:val="20"/>
+                <w:szCs w:val="20"/>
+              </w:rPr>
+              <w:t xml:space="preserve"> Master</w:t>
             </w:r>
           </w:p>
         </w:tc>
@@ -4773,18 +5723,28 @@
                 <w:sz w:val="20"/>
                 <w:szCs w:val="20"/>
               </w:rPr>
-              <w:t>organiza as reuniões diárias, remove impedimentos e garante o cumprimento do cronograma de sprints.</w:t>
+              <w:t xml:space="preserve">organiza as reuniões diárias, remove impedimentos e garante o cumprimento do cronograma de </w:t>
+            </w:r>
+            <w:proofErr w:type="spellStart"/>
+            <w:r>
+              <w:rPr>
+                <w:sz w:val="20"/>
+                <w:szCs w:val="20"/>
+              </w:rPr>
+              <w:t>sprints</w:t>
+            </w:r>
+            <w:proofErr w:type="spellEnd"/>
+            <w:r>
+              <w:rPr>
+                <w:sz w:val="20"/>
+                <w:szCs w:val="20"/>
+              </w:rPr>
+              <w:t>.</w:t>
             </w:r>
           </w:p>
         </w:tc>
       </w:tr>
       <w:tr>
-        <w:tblPrEx>
-          <w:tblCellMar>
-            <w:top w:w="0" w:type="dxa"/>
-            <w:bottom w:w="0" w:type="dxa"/>
-          </w:tblCellMar>
-        </w:tblPrEx>
         <w:tc>
           <w:tcPr>
             <w:tcW w:w="3120" w:type="dxa"/>
@@ -4803,6 +5763,7 @@
             </w:tcMar>
           </w:tcPr>
           <w:p>
+            <w:proofErr w:type="spellStart"/>
             <w:r>
               <w:rPr>
                 <w:b/>
@@ -4810,8 +5771,17 @@
                 <w:sz w:val="20"/>
                 <w:szCs w:val="20"/>
               </w:rPr>
-              <w:lastRenderedPageBreak/>
-              <w:t>Dev / Designer</w:t>
+              <w:t>Dev</w:t>
+            </w:r>
+            <w:proofErr w:type="spellEnd"/>
+            <w:r>
+              <w:rPr>
+                <w:b/>
+                <w:bCs/>
+                <w:sz w:val="20"/>
+                <w:szCs w:val="20"/>
+              </w:rPr>
+              <w:t xml:space="preserve"> / Designer</w:t>
             </w:r>
           </w:p>
         </w:tc>
@@ -4857,8 +5827,9 @@
           <w:sz w:val="18"/>
           <w:szCs w:val="18"/>
         </w:rPr>
-        <w:t xml:space="preserve">Figura 8 — Papéis da equipe </w:t>
-      </w:r>
+        <w:t xml:space="preserve">Figura 8 — Papéis da equipe fundadora no modelo </w:t>
+      </w:r>
+      <w:proofErr w:type="spellStart"/>
       <w:r>
         <w:rPr>
           <w:i/>
@@ -4867,15 +5838,24 @@
           <w:sz w:val="18"/>
           <w:szCs w:val="18"/>
         </w:rPr>
-        <w:t>fundadora no modelo Scrum</w:t>
-      </w:r>
+        <w:t>Scrum</w:t>
+      </w:r>
+      <w:proofErr w:type="spellEnd"/>
     </w:p>
     <w:p>
       <w:pPr>
         <w:pStyle w:val="Ttulo2"/>
       </w:pPr>
       <w:r>
-        <w:t>Cronograma de sprints (2 semanas)</w:t>
+        <w:t xml:space="preserve">Cronograma de </w:t>
+      </w:r>
+      <w:proofErr w:type="spellStart"/>
+      <w:r>
+        <w:t>sprints</w:t>
+      </w:r>
+      <w:proofErr w:type="spellEnd"/>
+      <w:r>
+        <w:t xml:space="preserve"> (2 semanas)</w:t>
       </w:r>
     </w:p>
     <w:tbl>
@@ -4901,12 +5881,6 @@
         <w:gridCol w:w="3780"/>
       </w:tblGrid>
       <w:tr>
-        <w:tblPrEx>
-          <w:tblCellMar>
-            <w:top w:w="0" w:type="dxa"/>
-            <w:bottom w:w="0" w:type="dxa"/>
-          </w:tblCellMar>
-        </w:tblPrEx>
         <w:tc>
           <w:tcPr>
             <w:tcW w:w="1800" w:type="dxa"/>
@@ -5002,12 +5976,6 @@
         </w:tc>
       </w:tr>
       <w:tr>
-        <w:tblPrEx>
-          <w:tblCellMar>
-            <w:top w:w="0" w:type="dxa"/>
-            <w:bottom w:w="0" w:type="dxa"/>
-          </w:tblCellMar>
-        </w:tblPrEx>
         <w:tc>
           <w:tcPr>
             <w:tcW w:w="1800" w:type="dxa"/>
@@ -5085,18 +6053,28 @@
                 <w:sz w:val="20"/>
                 <w:szCs w:val="20"/>
               </w:rPr>
-              <w:t>Nome, missão, visão, problema, persona, Canvas e protótipo inicial do site</w:t>
+              <w:t xml:space="preserve">Nome, missão, visão, problema, persona, </w:t>
+            </w:r>
+            <w:proofErr w:type="spellStart"/>
+            <w:r>
+              <w:rPr>
+                <w:sz w:val="20"/>
+                <w:szCs w:val="20"/>
+              </w:rPr>
+              <w:t>Canvas</w:t>
+            </w:r>
+            <w:proofErr w:type="spellEnd"/>
+            <w:r>
+              <w:rPr>
+                <w:sz w:val="20"/>
+                <w:szCs w:val="20"/>
+              </w:rPr>
+              <w:t xml:space="preserve"> e protótipo inicial do site</w:t>
             </w:r>
           </w:p>
         </w:tc>
       </w:tr>
       <w:tr>
-        <w:tblPrEx>
-          <w:tblCellMar>
-            <w:top w:w="0" w:type="dxa"/>
-            <w:bottom w:w="0" w:type="dxa"/>
-          </w:tblCellMar>
-        </w:tblPrEx>
         <w:tc>
           <w:tcPr>
             <w:tcW w:w="1800" w:type="dxa"/>
@@ -5174,7 +6152,23 @@
                 <w:sz w:val="20"/>
                 <w:szCs w:val="20"/>
               </w:rPr>
-              <w:t>Pesquisa de validação, precificação, marketing, aspectos legais, pitch final e entrega</w:t>
+              <w:t xml:space="preserve">Pesquisa de validação, precificação, marketing, aspectos legais, </w:t>
+            </w:r>
+            <w:proofErr w:type="spellStart"/>
+            <w:r>
+              <w:rPr>
+                <w:sz w:val="20"/>
+                <w:szCs w:val="20"/>
+              </w:rPr>
+              <w:t>pitch</w:t>
+            </w:r>
+            <w:proofErr w:type="spellEnd"/>
+            <w:r>
+              <w:rPr>
+                <w:sz w:val="20"/>
+                <w:szCs w:val="20"/>
+              </w:rPr>
+              <w:t xml:space="preserve"> final e entrega</w:t>
             </w:r>
           </w:p>
         </w:tc>
@@ -5193,7 +6187,29 @@
           <w:sz w:val="18"/>
           <w:szCs w:val="18"/>
         </w:rPr>
-        <w:t>Figura 9 — Cronograma de sprints do desafio</w:t>
+        <w:t xml:space="preserve">Figura 9 — Cronograma de </w:t>
+      </w:r>
+      <w:proofErr w:type="spellStart"/>
+      <w:r>
+        <w:rPr>
+          <w:i/>
+          <w:iCs/>
+          <w:color w:val="5C5248"/>
+          <w:sz w:val="18"/>
+          <w:szCs w:val="18"/>
+        </w:rPr>
+        <w:t>sprints</w:t>
+      </w:r>
+      <w:proofErr w:type="spellEnd"/>
+      <w:r>
+        <w:rPr>
+          <w:i/>
+          <w:iCs/>
+          <w:color w:val="5C5248"/>
+          <w:sz w:val="18"/>
+          <w:szCs w:val="18"/>
+        </w:rPr>
+        <w:t xml:space="preserve"> do desafio</w:t>
       </w:r>
     </w:p>
     <w:p>
@@ -5201,8 +6217,13 @@
         <w:pStyle w:val="Ttulo2"/>
       </w:pPr>
       <w:r>
-        <w:t>Quadro Kanban</w:t>
-      </w:r>
+        <w:t xml:space="preserve">Quadro </w:t>
+      </w:r>
+      <w:proofErr w:type="spellStart"/>
+      <w:r>
+        <w:t>Kanban</w:t>
+      </w:r>
+      <w:proofErr w:type="spellEnd"/>
     </w:p>
     <w:tbl>
       <w:tblPr>
@@ -5228,12 +6249,6 @@
         <w:gridCol w:w="2340"/>
       </w:tblGrid>
       <w:tr>
-        <w:tblPrEx>
-          <w:tblCellMar>
-            <w:top w:w="0" w:type="dxa"/>
-            <w:bottom w:w="0" w:type="dxa"/>
-          </w:tblCellMar>
-        </w:tblPrEx>
         <w:tc>
           <w:tcPr>
             <w:tcW w:w="2340" w:type="dxa"/>
@@ -5360,12 +6375,6 @@
         </w:tc>
       </w:tr>
       <w:tr>
-        <w:tblPrEx>
-          <w:tblCellMar>
-            <w:top w:w="0" w:type="dxa"/>
-            <w:bottom w:w="0" w:type="dxa"/>
-          </w:tblCellMar>
-        </w:tblPrEx>
         <w:tc>
           <w:tcPr>
             <w:tcW w:w="2340" w:type="dxa"/>
@@ -5392,8 +6401,17 @@
                 <w:sz w:val="20"/>
                 <w:szCs w:val="20"/>
               </w:rPr>
-              <w:t>Slides de pitch</w:t>
-            </w:r>
+              <w:t xml:space="preserve">Slides de </w:t>
+            </w:r>
+            <w:proofErr w:type="spellStart"/>
+            <w:r>
+              <w:rPr>
+                <w:sz w:val="20"/>
+                <w:szCs w:val="20"/>
+              </w:rPr>
+              <w:t>pitch</w:t>
+            </w:r>
+            <w:proofErr w:type="spellEnd"/>
           </w:p>
           <w:p>
             <w:pPr>
@@ -5506,8 +6524,33 @@
                 <w:sz w:val="20"/>
                 <w:szCs w:val="20"/>
               </w:rPr>
-              <w:t>Business Model Canvas</w:t>
-            </w:r>
+              <w:t xml:space="preserve">Business </w:t>
+            </w:r>
+            <w:proofErr w:type="spellStart"/>
+            <w:r>
+              <w:rPr>
+                <w:sz w:val="20"/>
+                <w:szCs w:val="20"/>
+              </w:rPr>
+              <w:t>Model</w:t>
+            </w:r>
+            <w:proofErr w:type="spellEnd"/>
+            <w:r>
+              <w:rPr>
+                <w:sz w:val="20"/>
+                <w:szCs w:val="20"/>
+              </w:rPr>
+              <w:t xml:space="preserve"> </w:t>
+            </w:r>
+            <w:proofErr w:type="spellStart"/>
+            <w:r>
+              <w:rPr>
+                <w:sz w:val="20"/>
+                <w:szCs w:val="20"/>
+              </w:rPr>
+              <w:t>Canvas</w:t>
+            </w:r>
+            <w:proofErr w:type="spellEnd"/>
           </w:p>
           <w:p>
             <w:pPr>
@@ -5540,8 +6583,6 @@
       <w:pPr>
         <w:spacing w:before="60" w:after="240"/>
         <w:jc w:val="center"/>
-      </w:pPr>
-      <w:r>
         <w:rPr>
           <w:i/>
           <w:iCs/>
@@ -5549,8 +6590,73 @@
           <w:sz w:val="18"/>
           <w:szCs w:val="18"/>
         </w:rPr>
-        <w:t>Figura 10 — Quadro Kanban do projeto (estado na entrega)</w:t>
-      </w:r>
+      </w:pPr>
+      <w:r>
+        <w:rPr>
+          <w:i/>
+          <w:iCs/>
+          <w:color w:val="5C5248"/>
+          <w:sz w:val="18"/>
+          <w:szCs w:val="18"/>
+        </w:rPr>
+        <w:t xml:space="preserve">Figura 10 — Quadro </w:t>
+      </w:r>
+      <w:proofErr w:type="spellStart"/>
+      <w:r>
+        <w:rPr>
+          <w:i/>
+          <w:iCs/>
+          <w:color w:val="5C5248"/>
+          <w:sz w:val="18"/>
+          <w:szCs w:val="18"/>
+        </w:rPr>
+        <w:t>Kanban</w:t>
+      </w:r>
+      <w:proofErr w:type="spellEnd"/>
+      <w:r>
+        <w:rPr>
+          <w:i/>
+          <w:iCs/>
+          <w:color w:val="5C5248"/>
+          <w:sz w:val="18"/>
+          <w:szCs w:val="18"/>
+        </w:rPr>
+        <w:t xml:space="preserve"> do projeto (estado na entrega)</w:t>
+      </w:r>
+    </w:p>
+    <w:p>
+      <w:pPr>
+        <w:spacing w:before="60" w:after="240"/>
+        <w:jc w:val="center"/>
+        <w:rPr>
+          <w:i/>
+          <w:iCs/>
+          <w:color w:val="5C5248"/>
+          <w:sz w:val="18"/>
+          <w:szCs w:val="18"/>
+        </w:rPr>
+      </w:pPr>
+    </w:p>
+    <w:p>
+      <w:pPr>
+        <w:spacing w:before="60" w:after="240"/>
+        <w:jc w:val="center"/>
+        <w:rPr>
+          <w:i/>
+          <w:iCs/>
+          <w:color w:val="5C5248"/>
+          <w:sz w:val="18"/>
+          <w:szCs w:val="18"/>
+        </w:rPr>
+      </w:pPr>
+    </w:p>
+    <w:p>
+      <w:pPr>
+        <w:spacing w:before="60" w:after="240"/>
+        <w:jc w:val="center"/>
+      </w:pPr>
+      <w:bookmarkStart w:id="0" w:name="_GoBack"/>
+      <w:bookmarkEnd w:id="0"/>
     </w:p>
     <w:p>
       <w:pPr>
@@ -5558,6 +6664,7 @@
         <w:spacing w:before="360"/>
       </w:pPr>
       <w:r>
+        <w:lastRenderedPageBreak/>
         <w:t>12. Sustentabilidade e escalabilidade (bônus)</w:t>
       </w:r>
     </w:p>
@@ -5579,7 +6686,15 @@
         <w:spacing w:after="90" w:line="290" w:lineRule="auto"/>
       </w:pPr>
       <w:r>
-        <w:t>Infraestrutura em nuvem (cloud) com escalonamento automático conforme o crescimento da base de usuários, evitando investimento antecipado em servidores próprios.</w:t>
+        <w:t>Infraestrutura em nuvem (</w:t>
+      </w:r>
+      <w:proofErr w:type="spellStart"/>
+      <w:r>
+        <w:t>cloud</w:t>
+      </w:r>
+      <w:proofErr w:type="spellEnd"/>
+      <w:r>
+        <w:t>) com escalonamento automático conforme o crescimento da base de usuários, evitando investimento antecipado em servidores próprios.</w:t>
       </w:r>
     </w:p>
     <w:p>
@@ -5592,10 +6707,23 @@
         <w:spacing w:after="90" w:line="290" w:lineRule="auto"/>
       </w:pPr>
       <w:r>
-        <w:t>Automação de moderação do marketplace e do fórum por meio de regras e, posteriormente, modelos</w:t>
-      </w:r>
-      <w:r>
-        <w:t xml:space="preserve"> de IA, reduzindo custo operacional por usuário à medida que a base cresce.</w:t>
+        <w:t xml:space="preserve">Automação de moderação do </w:t>
+      </w:r>
+      <w:proofErr w:type="spellStart"/>
+      <w:r>
+        <w:t>marketplace</w:t>
+      </w:r>
+      <w:proofErr w:type="spellEnd"/>
+      <w:r>
+        <w:t xml:space="preserve"> e do fórum por meio de regras e, posteriormente, modelos de </w:t>
+      </w:r>
+      <w:proofErr w:type="gramStart"/>
+      <w:r>
+        <w:t>IA, reduzindo</w:t>
+      </w:r>
+      <w:proofErr w:type="gramEnd"/>
+      <w:r>
+        <w:t xml:space="preserve"> custo operacional por usuário à medida que a base cresce.</w:t>
       </w:r>
     </w:p>
     <w:p>
@@ -5608,10 +6736,7 @@
         <w:spacing w:after="90" w:line="290" w:lineRule="auto"/>
       </w:pPr>
       <w:r>
-        <w:t>Expansão geográfica modular: após consolidação em Joinville, replicação do modelo para outras regiões de SC e, depois, para o Sul do Brasil, mantendo a curadoria local como diferen</w:t>
-      </w:r>
-      <w:r>
-        <w:t>cial em cada nova região.</w:t>
+        <w:t>Expansão geográfica modular: após consolidação em Joinville, replicação do modelo para outras regiões de SC e, depois, para o Sul do Brasil, mantendo a curadoria local como diferencial em cada nova região.</w:t>
       </w:r>
     </w:p>
     <w:p>
@@ -5619,8 +6744,13 @@
         <w:pStyle w:val="Ttulo2"/>
       </w:pPr>
       <w:r>
-        <w:t>Monitoramento com KPIs</w:t>
-      </w:r>
+        <w:t xml:space="preserve">Monitoramento com </w:t>
+      </w:r>
+      <w:proofErr w:type="spellStart"/>
+      <w:r>
+        <w:t>KPIs</w:t>
+      </w:r>
+      <w:proofErr w:type="spellEnd"/>
     </w:p>
     <w:tbl>
       <w:tblPr>
@@ -5645,12 +6775,6 @@
         <w:gridCol w:w="3120"/>
       </w:tblGrid>
       <w:tr>
-        <w:tblPrEx>
-          <w:tblCellMar>
-            <w:top w:w="0" w:type="dxa"/>
-            <w:bottom w:w="0" w:type="dxa"/>
-          </w:tblCellMar>
-        </w:tblPrEx>
         <w:tc>
           <w:tcPr>
             <w:tcW w:w="3120" w:type="dxa"/>
@@ -5746,12 +6870,6 @@
         </w:tc>
       </w:tr>
       <w:tr>
-        <w:tblPrEx>
-          <w:tblCellMar>
-            <w:top w:w="0" w:type="dxa"/>
-            <w:bottom w:w="0" w:type="dxa"/>
-          </w:tblCellMar>
-        </w:tblPrEx>
         <w:tc>
           <w:tcPr>
             <w:tcW w:w="3120" w:type="dxa"/>
@@ -5835,12 +6953,6 @@
         </w:tc>
       </w:tr>
       <w:tr>
-        <w:tblPrEx>
-          <w:tblCellMar>
-            <w:top w:w="0" w:type="dxa"/>
-            <w:bottom w:w="0" w:type="dxa"/>
-          </w:tblCellMar>
-        </w:tblPrEx>
         <w:tc>
           <w:tcPr>
             <w:tcW w:w="3120" w:type="dxa"/>
@@ -5859,12 +6971,21 @@
             </w:tcMar>
           </w:tcPr>
           <w:p>
-            <w:r>
-              <w:rPr>
-                <w:sz w:val="20"/>
-                <w:szCs w:val="20"/>
-              </w:rPr>
-              <w:t>Uptime (disponibilidade)</w:t>
+            <w:proofErr w:type="spellStart"/>
+            <w:r>
+              <w:rPr>
+                <w:sz w:val="20"/>
+                <w:szCs w:val="20"/>
+              </w:rPr>
+              <w:t>Uptime</w:t>
+            </w:r>
+            <w:proofErr w:type="spellEnd"/>
+            <w:r>
+              <w:rPr>
+                <w:sz w:val="20"/>
+                <w:szCs w:val="20"/>
+              </w:rPr>
+              <w:t xml:space="preserve"> (disponibilidade)</w:t>
             </w:r>
           </w:p>
         </w:tc>
@@ -5924,12 +7045,6 @@
         </w:tc>
       </w:tr>
       <w:tr>
-        <w:tblPrEx>
-          <w:tblCellMar>
-            <w:top w:w="0" w:type="dxa"/>
-            <w:bottom w:w="0" w:type="dxa"/>
-          </w:tblCellMar>
-        </w:tblPrEx>
         <w:tc>
           <w:tcPr>
             <w:tcW w:w="3120" w:type="dxa"/>
@@ -6026,15 +7141,48 @@
           <w:sz w:val="18"/>
           <w:szCs w:val="18"/>
         </w:rPr>
-        <w:t>Figura 11 — Indicadores-chave de desempenho (KPIs) da Meliponá</w:t>
-      </w:r>
+        <w:t>Figura 11 — Indicadores-chave de desempenho (</w:t>
+      </w:r>
+      <w:proofErr w:type="spellStart"/>
+      <w:r>
+        <w:rPr>
+          <w:i/>
+          <w:iCs/>
+          <w:color w:val="5C5248"/>
+          <w:sz w:val="18"/>
+          <w:szCs w:val="18"/>
+        </w:rPr>
+        <w:t>KPIs</w:t>
+      </w:r>
+      <w:proofErr w:type="spellEnd"/>
+      <w:r>
+        <w:rPr>
+          <w:i/>
+          <w:iCs/>
+          <w:color w:val="5C5248"/>
+          <w:sz w:val="18"/>
+          <w:szCs w:val="18"/>
+        </w:rPr>
+        <w:t xml:space="preserve">) da </w:t>
+      </w:r>
+      <w:proofErr w:type="spellStart"/>
+      <w:r>
+        <w:rPr>
+          <w:i/>
+          <w:iCs/>
+          <w:color w:val="5C5248"/>
+          <w:sz w:val="18"/>
+          <w:szCs w:val="18"/>
+        </w:rPr>
+        <w:t>Meliponá</w:t>
+      </w:r>
+      <w:proofErr w:type="spellEnd"/>
     </w:p>
     <w:p>
       <w:pPr>
         <w:pStyle w:val="Ttulo2"/>
       </w:pPr>
       <w:r>
-        <w:lastRenderedPageBreak/>
         <w:t>Práticas sustentáveis</w:t>
       </w:r>
     </w:p>
@@ -6048,7 +7196,15 @@
         <w:spacing w:after="90" w:line="290" w:lineRule="auto"/>
       </w:pPr>
       <w:r>
-        <w:t>Social: capacitação de meliponicultores amadores para regularização legal, reduzindo o risco de abandono da atividade por insegurança jurídica.</w:t>
+        <w:t xml:space="preserve">Social: capacitação de </w:t>
+      </w:r>
+      <w:proofErr w:type="spellStart"/>
+      <w:r>
+        <w:t>meliponicultores</w:t>
+      </w:r>
+      <w:proofErr w:type="spellEnd"/>
+      <w:r>
+        <w:t xml:space="preserve"> amadores para regularização legal, reduzindo o risco de abandono da atividade por insegurança jurídica.</w:t>
       </w:r>
     </w:p>
     <w:p>
@@ -6061,10 +7217,7 @@
         <w:spacing w:after="90" w:line="290" w:lineRule="auto"/>
       </w:pPr>
       <w:r>
-        <w:t>Ambiental: incentivo à pres</w:t>
-      </w:r>
-      <w:r>
-        <w:t>ervação de abelhas nativas, polinizadoras essenciais para a flora local, por meio de conteúdo educativo sobre manejo responsável e combate ao manejo predatório.</w:t>
+        <w:t>Ambiental: incentivo à preservação de abelhas nativas, polinizadoras essenciais para a flora local, por meio de conteúdo educativo sobre manejo responsável e combate ao manejo predatório.</w:t>
       </w:r>
     </w:p>
     <w:p>
@@ -6086,7 +7239,15 @@
         <w:spacing w:before="360"/>
       </w:pPr>
       <w:r>
-        <w:t>13. Pitch final</w:t>
+        <w:t xml:space="preserve">13. </w:t>
+      </w:r>
+      <w:proofErr w:type="spellStart"/>
+      <w:r>
+        <w:t>Pitch</w:t>
+      </w:r>
+      <w:proofErr w:type="spellEnd"/>
+      <w:r>
+        <w:t xml:space="preserve"> final</w:t>
       </w:r>
     </w:p>
     <w:p>
@@ -6101,11 +7262,13 @@
       <w:pPr>
         <w:spacing w:after="160" w:line="300" w:lineRule="auto"/>
       </w:pPr>
-      <w:r>
-        <w:t>Meliponicultores de Joinville enfrentam insegurança jurídica sobre licenciamento,</w:t>
-      </w:r>
-      <w:r>
-        <w:t xml:space="preserve"> isolamento entre criadores e falta de canal de venda direta para seus produtos.</w:t>
+      <w:proofErr w:type="spellStart"/>
+      <w:r>
+        <w:t>Meliponicultores</w:t>
+      </w:r>
+      <w:proofErr w:type="spellEnd"/>
+      <w:r>
+        <w:t xml:space="preserve"> de Joinville enfrentam insegurança jurídica sobre licenciamento, isolamento entre criadores e falta de canal de venda direta para seus produtos.</w:t>
       </w:r>
     </w:p>
     <w:p>
@@ -6121,7 +7284,23 @@
         <w:spacing w:after="160" w:line="300" w:lineRule="auto"/>
       </w:pPr>
       <w:r>
-        <w:t>A Meliponá reúne legislação simplificada, comunidade ativa e marketplace local em uma única plataforma, com assistente de manejo por IA no plano avançado.</w:t>
+        <w:t xml:space="preserve">A </w:t>
+      </w:r>
+      <w:proofErr w:type="spellStart"/>
+      <w:r>
+        <w:t>Meliponá</w:t>
+      </w:r>
+      <w:proofErr w:type="spellEnd"/>
+      <w:r>
+        <w:t xml:space="preserve"> reúne legislação simplificada, comunidade ativa e </w:t>
+      </w:r>
+      <w:proofErr w:type="spellStart"/>
+      <w:r>
+        <w:t>marketplace</w:t>
+      </w:r>
+      <w:proofErr w:type="spellEnd"/>
+      <w:r>
+        <w:t xml:space="preserve"> local em uma única plataforma, com assistente de manejo por IA no plano avançado.</w:t>
       </w:r>
     </w:p>
     <w:p>
@@ -6137,10 +7316,24 @@
         <w:spacing w:after="160" w:line="300" w:lineRule="auto"/>
       </w:pPr>
       <w:r>
-        <w:t>Sant</w:t>
-      </w:r>
-      <w:r>
-        <w:t>a Catarina concentra uma das maiores diversidades de abelhas nativas do Brasil e um número crescente de meliponários registrados; nossa pesquisa com 18 respondentes confirma demanda real e disposição de pagamento alinhada ao nosso plano Pro.</w:t>
+        <w:lastRenderedPageBreak/>
+        <w:t xml:space="preserve">Santa Catarina concentra uma das maiores diversidades de abelhas nativas do Brasil e um número crescente de </w:t>
+      </w:r>
+      <w:proofErr w:type="spellStart"/>
+      <w:r>
+        <w:t>meliponários</w:t>
+      </w:r>
+      <w:proofErr w:type="spellEnd"/>
+      <w:r>
+        <w:t xml:space="preserve"> registrados; nossa pesquisa com 18 respondentes confirma demanda real e disposição de pagamento alinhada ao nosso </w:t>
+      </w:r>
+      <w:proofErr w:type="gramStart"/>
+      <w:r>
+        <w:t>plano Pro</w:t>
+      </w:r>
+      <w:proofErr w:type="gramEnd"/>
+      <w:r>
+        <w:t>.</w:t>
       </w:r>
     </w:p>
     <w:p>
@@ -6148,18 +7341,36 @@
         <w:pStyle w:val="Ttulo3"/>
       </w:pPr>
       <w:r>
-        <w:t>Modelo de negó</w:t>
-      </w:r>
-      <w:r>
-        <w:t>cio</w:t>
+        <w:t>Modelo de negócio</w:t>
       </w:r>
     </w:p>
     <w:p>
       <w:pPr>
         <w:spacing w:after="160" w:line="300" w:lineRule="auto"/>
       </w:pPr>
-      <w:r>
-        <w:t>Freemium SaaS: cadastro e funcionalidades básicas gratuitas, com plano Meliponicultor Pro de R$ 29,00/mês para recursos avançados de marketplace, relatórios e IA.</w:t>
+      <w:proofErr w:type="spellStart"/>
+      <w:r>
+        <w:t>Freemium</w:t>
+      </w:r>
+      <w:proofErr w:type="spellEnd"/>
+      <w:r>
+        <w:t xml:space="preserve"> SaaS: cadastro e funcionalidades básicas gratuitas, com plano </w:t>
+      </w:r>
+      <w:proofErr w:type="spellStart"/>
+      <w:r>
+        <w:t>Meliponicultor</w:t>
+      </w:r>
+      <w:proofErr w:type="spellEnd"/>
+      <w:r>
+        <w:t xml:space="preserve"> Pro de R$ 29,00/mês para recursos avançados de </w:t>
+      </w:r>
+      <w:proofErr w:type="spellStart"/>
+      <w:r>
+        <w:t>marketplace</w:t>
+      </w:r>
+      <w:proofErr w:type="spellEnd"/>
+      <w:r>
+        <w:t>, relatórios e IA.</w:t>
       </w:r>
     </w:p>
     <w:p>
@@ -6175,10 +7386,15 @@
         <w:spacing w:after="160" w:line="300" w:lineRule="auto"/>
       </w:pPr>
       <w:r>
-        <w:t>Foco exclusivo em abelhas sem ferrão, curadoria 100% local de Joinville e re</w:t>
-      </w:r>
-      <w:r>
-        <w:t>gião, e integração única entre compliance legal, comunidade e comércio.</w:t>
+        <w:t xml:space="preserve">Foco exclusivo em abelhas sem ferrão, curadoria 100% local de Joinville e região, e integração única entre </w:t>
+      </w:r>
+      <w:proofErr w:type="spellStart"/>
+      <w:r>
+        <w:t>compliance</w:t>
+      </w:r>
+      <w:proofErr w:type="spellEnd"/>
+      <w:r>
+        <w:t xml:space="preserve"> legal, comunidade e comércio.</w:t>
       </w:r>
     </w:p>
     <w:p>
@@ -6194,15 +7410,7 @@
         <w:spacing w:after="160" w:line="300" w:lineRule="auto"/>
       </w:pPr>
       <w:r>
-        <w:t xml:space="preserve">Buscamos um aporte inicial / adesão institucional para viabilizar o desenvolvimento completo da plataforma e a </w:t>
-      </w:r>
-      <w:bookmarkStart w:id="0" w:name="_GoBack"/>
-      <w:bookmarkEnd w:id="0"/>
-      <w:r>
-        <w:t>campanha de lançamento na região de Joinville, com meta de 500 usu</w:t>
-      </w:r>
-      <w:r>
-        <w:t>ários cadastrados nos primeiros 6 meses.</w:t>
+        <w:t>Buscamos um aporte inicial / adesão institucional para viabilizar o desenvolvimento completo da plataforma e a campanha de lançamento na região de Joinville, com meta de 500 usuários cadastrados nos primeiros 6 meses.</w:t>
       </w:r>
     </w:p>
     <w:sectPr>
@@ -6281,7 +7489,7 @@
         <w:sz w:val="16"/>
         <w:szCs w:val="16"/>
       </w:rPr>
-      <w:t>1</w:t>
+      <w:t>12</w:t>
     </w:r>
     <w:r>
       <w:rPr>
@@ -6330,7 +7538,7 @@
         <w:sz w:val="16"/>
         <w:szCs w:val="16"/>
       </w:rPr>
-      <w:t>11</w:t>
+      <w:t>12</w:t>
     </w:r>
     <w:r>
       <w:rPr>
@@ -6371,6 +7579,7 @@
         <w:tab w:val="right" w:pos="9026"/>
       </w:tabs>
     </w:pPr>
+    <w:proofErr w:type="spellStart"/>
     <w:r>
       <w:rPr>
         <w:color w:val="5C5248"/>
@@ -6379,6 +7588,7 @@
       </w:rPr>
       <w:t>Meliponá</w:t>
     </w:r>
+    <w:proofErr w:type="spellEnd"/>
     <w:r>
       <w:rPr>
         <w:color w:val="5C5248"/>
@@ -6386,8 +7596,18 @@
         <w:szCs w:val="16"/>
       </w:rPr>
       <w:tab/>
-      <w:t>Desafio Empreendedor — UniSENAI</w:t>
+      <w:t xml:space="preserve">Desafio Empreendedor — </w:t>
     </w:r>
+    <w:proofErr w:type="spellStart"/>
+    <w:r>
+      <w:rPr>
+        <w:color w:val="5C5248"/>
+        <w:sz w:val="16"/>
+        <w:szCs w:val="16"/>
+      </w:rPr>
+      <w:t>UniSENAI</w:t>
+    </w:r>
+    <w:proofErr w:type="spellEnd"/>
   </w:p>
 </w:hdr>
 </file>
